--- a/documentation/Log of Model Program Changes for the CDM.docx
+++ b/documentation/Log of Model Program Changes for the CDM.docx
@@ -238,6 +238,599 @@
                 <w:sz w:val="22"/>
                 <w:szCs w:val="22"/>
               </w:rPr>
+              <w:t>3.4.0</w:t>
+            </w:r>
+          </w:p>
+        </w:tc>
+        <w:tc>
+          <w:tcPr>
+            <w:tcW w:w="1080" w:type="dxa"/>
+          </w:tcPr>
+          <w:p>
+            <w:pPr>
+              <w:rPr>
+                <w:rFonts w:ascii="Calibri" w:hAnsi="Calibri"/>
+                <w:sz w:val="22"/>
+                <w:szCs w:val="22"/>
+              </w:rPr>
+            </w:pPr>
+            <w:r>
+              <w:rPr>
+                <w:rFonts w:ascii="Calibri" w:hAnsi="Calibri"/>
+                <w:sz w:val="22"/>
+                <w:szCs w:val="22"/>
+              </w:rPr>
+              <w:t>4/17/14</w:t>
+            </w:r>
+          </w:p>
+        </w:tc>
+        <w:tc>
+          <w:tcPr>
+            <w:tcW w:w="1350" w:type="dxa"/>
+          </w:tcPr>
+          <w:p>
+            <w:pPr>
+              <w:rPr>
+                <w:rFonts w:ascii="Calibri" w:hAnsi="Calibri"/>
+                <w:sz w:val="22"/>
+                <w:szCs w:val="22"/>
+              </w:rPr>
+            </w:pPr>
+          </w:p>
+        </w:tc>
+        <w:tc>
+          <w:tcPr>
+            <w:tcW w:w="1080" w:type="dxa"/>
+          </w:tcPr>
+          <w:p>
+            <w:pPr>
+              <w:rPr>
+                <w:rFonts w:ascii="Calibri" w:hAnsi="Calibri"/>
+                <w:sz w:val="22"/>
+                <w:szCs w:val="22"/>
+              </w:rPr>
+            </w:pPr>
+            <w:r>
+              <w:rPr>
+                <w:rFonts w:ascii="Calibri" w:hAnsi="Calibri"/>
+                <w:sz w:val="22"/>
+                <w:szCs w:val="22"/>
+              </w:rPr>
+              <w:t>4.4a/4.5b</w:t>
+            </w:r>
+          </w:p>
+        </w:tc>
+        <w:tc>
+          <w:tcPr>
+            <w:tcW w:w="9720" w:type="dxa"/>
+          </w:tcPr>
+          <w:p>
+            <w:pPr>
+              <w:numPr>
+                <w:ilvl w:val="0"/>
+                <w:numId w:val="23"/>
+              </w:numPr>
+              <w:rPr>
+                <w:rFonts w:ascii="Calibri" w:hAnsi="Calibri"/>
+                <w:sz w:val="22"/>
+                <w:szCs w:val="22"/>
+              </w:rPr>
+            </w:pPr>
+            <w:r>
+              <w:rPr>
+                <w:rFonts w:ascii="Calibri" w:hAnsi="Calibri"/>
+                <w:sz w:val="22"/>
+                <w:szCs w:val="22"/>
+              </w:rPr>
+              <w:t xml:space="preserve">Finished implemented new sequencing method for all </w:t>
+            </w:r>
+            <w:r>
+              <w:rPr>
+                <w:rFonts w:ascii="Calibri" w:hAnsi="Calibri"/>
+                <w:sz w:val="22"/>
+                <w:szCs w:val="22"/>
+              </w:rPr>
+              <w:t xml:space="preserve">possible varying </w:t>
+            </w:r>
+            <w:r>
+              <w:rPr>
+                <w:rFonts w:ascii="Calibri" w:hAnsi="Calibri"/>
+                <w:sz w:val="22"/>
+                <w:szCs w:val="22"/>
+              </w:rPr>
+              <w:t>parameters</w:t>
+            </w:r>
+          </w:p>
+          <w:p>
+            <w:pPr>
+              <w:numPr>
+                <w:ilvl w:val="0"/>
+                <w:numId w:val="23"/>
+              </w:numPr>
+              <w:rPr>
+                <w:rFonts w:ascii="Calibri" w:hAnsi="Calibri"/>
+                <w:sz w:val="22"/>
+                <w:szCs w:val="22"/>
+              </w:rPr>
+            </w:pPr>
+            <w:r>
+              <w:rPr>
+                <w:rFonts w:ascii="Calibri" w:hAnsi="Calibri"/>
+                <w:sz w:val="22"/>
+                <w:szCs w:val="22"/>
+              </w:rPr>
+              <w:t xml:space="preserve">Added functionality to allow parameters to be given as a key and initial value. </w:t>
+            </w:r>
+          </w:p>
+          <w:p>
+            <w:pPr>
+              <w:numPr>
+                <w:ilvl w:val="0"/>
+                <w:numId w:val="23"/>
+              </w:numPr>
+              <w:rPr>
+                <w:rFonts w:ascii="Calibri" w:hAnsi="Calibri"/>
+                <w:sz w:val="22"/>
+                <w:szCs w:val="22"/>
+              </w:rPr>
+            </w:pPr>
+            <w:r>
+              <w:rPr>
+                <w:rFonts w:ascii="Calibri" w:hAnsi="Calibri"/>
+                <w:sz w:val="22"/>
+                <w:szCs w:val="22"/>
+              </w:rPr>
+              <w:t>Added functionality to allow parameters to optionally be targeted to a specific sub-population.</w:t>
+            </w:r>
+          </w:p>
+          <w:p>
+            <w:pPr>
+              <w:numPr>
+                <w:ilvl w:val="0"/>
+                <w:numId w:val="23"/>
+              </w:numPr>
+              <w:rPr>
+                <w:rFonts w:ascii="Calibri" w:hAnsi="Calibri"/>
+                <w:sz w:val="22"/>
+                <w:szCs w:val="22"/>
+              </w:rPr>
+            </w:pPr>
+            <w:r>
+              <w:rPr>
+                <w:rFonts w:ascii="Calibri" w:hAnsi="Calibri"/>
+                <w:sz w:val="22"/>
+                <w:szCs w:val="22"/>
+              </w:rPr>
+              <w:t>Changed life expectancy to use months instead of years (more accurate).</w:t>
+            </w:r>
+          </w:p>
+          <w:p>
+            <w:pPr>
+              <w:numPr>
+                <w:ilvl w:val="0"/>
+                <w:numId w:val="23"/>
+              </w:numPr>
+              <w:rPr>
+                <w:rFonts w:ascii="Calibri" w:hAnsi="Calibri"/>
+                <w:sz w:val="22"/>
+                <w:szCs w:val="22"/>
+              </w:rPr>
+            </w:pPr>
+            <w:r>
+              <w:rPr>
+                <w:rFonts w:ascii="Calibri" w:hAnsi="Calibri"/>
+                <w:sz w:val="22"/>
+                <w:szCs w:val="22"/>
+              </w:rPr>
+              <w:t>Added functionality to scale rollout automatically based on the number of people accessing treatment and the number actually being treated so that ART rollout proportion is followed more precisely.</w:t>
+            </w:r>
+          </w:p>
+          <w:p>
+            <w:pPr>
+              <w:numPr>
+                <w:ilvl w:val="0"/>
+                <w:numId w:val="23"/>
+              </w:numPr>
+              <w:rPr>
+                <w:rFonts w:ascii="Calibri" w:hAnsi="Calibri"/>
+                <w:sz w:val="22"/>
+                <w:szCs w:val="22"/>
+              </w:rPr>
+            </w:pPr>
+            <w:r>
+              <w:rPr>
+                <w:rFonts w:ascii="Calibri" w:hAnsi="Calibri"/>
+                <w:sz w:val="22"/>
+                <w:szCs w:val="22"/>
+              </w:rPr>
+              <w:t>GUI and console versions now work on all</w:t>
+            </w:r>
+            <w:r>
+              <w:rPr>
+                <w:rFonts w:ascii="Calibri" w:hAnsi="Calibri"/>
+                <w:sz w:val="22"/>
+                <w:szCs w:val="22"/>
+              </w:rPr>
+              <w:t xml:space="preserve"> used</w:t>
+            </w:r>
+            <w:r>
+              <w:rPr>
+                <w:rFonts w:ascii="Calibri" w:hAnsi="Calibri"/>
+                <w:sz w:val="22"/>
+                <w:szCs w:val="22"/>
+              </w:rPr>
+              <w:t xml:space="preserve"> platforms</w:t>
+            </w:r>
+            <w:r>
+              <w:rPr>
+                <w:rFonts w:ascii="Calibri" w:hAnsi="Calibri"/>
+                <w:sz w:val="22"/>
+                <w:szCs w:val="22"/>
+              </w:rPr>
+              <w:t>.</w:t>
+            </w:r>
+          </w:p>
+          <w:p>
+            <w:pPr>
+              <w:numPr>
+                <w:ilvl w:val="0"/>
+                <w:numId w:val="23"/>
+              </w:numPr>
+              <w:rPr>
+                <w:rFonts w:ascii="Calibri" w:hAnsi="Calibri"/>
+                <w:sz w:val="22"/>
+                <w:szCs w:val="22"/>
+              </w:rPr>
+            </w:pPr>
+            <w:r>
+              <w:rPr>
+                <w:rFonts w:ascii="Calibri" w:hAnsi="Calibri"/>
+                <w:sz w:val="22"/>
+                <w:szCs w:val="22"/>
+              </w:rPr>
+              <w:t>XML has been significantly reorganized to be more consistent with regards to naming and sections have been mov</w:t>
+            </w:r>
+            <w:bookmarkStart w:id="0" w:name="_GoBack"/>
+            <w:bookmarkEnd w:id="0"/>
+            <w:r>
+              <w:rPr>
+                <w:rFonts w:ascii="Calibri" w:hAnsi="Calibri"/>
+                <w:sz w:val="22"/>
+                <w:szCs w:val="22"/>
+              </w:rPr>
+              <w:t>ed to more appropriate places.</w:t>
+            </w:r>
+          </w:p>
+          <w:p>
+            <w:pPr>
+              <w:numPr>
+                <w:ilvl w:val="0"/>
+                <w:numId w:val="23"/>
+              </w:numPr>
+              <w:rPr>
+                <w:rFonts w:ascii="Calibri" w:hAnsi="Calibri"/>
+                <w:sz w:val="22"/>
+                <w:szCs w:val="22"/>
+              </w:rPr>
+            </w:pPr>
+            <w:r>
+              <w:rPr>
+                <w:rFonts w:ascii="Calibri" w:hAnsi="Calibri"/>
+                <w:sz w:val="22"/>
+                <w:szCs w:val="22"/>
+              </w:rPr>
+              <w:t>32-bit and Windows XP are no longer being supported now that everyone has upgraded.</w:t>
+            </w:r>
+          </w:p>
+          <w:p>
+            <w:pPr>
+              <w:numPr>
+                <w:ilvl w:val="0"/>
+                <w:numId w:val="23"/>
+              </w:numPr>
+              <w:rPr>
+                <w:rFonts w:ascii="Calibri" w:hAnsi="Calibri"/>
+                <w:sz w:val="22"/>
+                <w:szCs w:val="22"/>
+              </w:rPr>
+            </w:pPr>
+            <w:r>
+              <w:rPr>
+                <w:rFonts w:ascii="Calibri" w:hAnsi="Calibri"/>
+                <w:sz w:val="22"/>
+                <w:szCs w:val="22"/>
+              </w:rPr>
+              <w:t>Input file parsing has been abstracted into a general reader enabling new formats such as JSON or databases to be used in the future.</w:t>
+            </w:r>
+          </w:p>
+        </w:tc>
+      </w:tr>
+      <w:tr>
+        <w:tc>
+          <w:tcPr>
+            <w:tcW w:w="918" w:type="dxa"/>
+          </w:tcPr>
+          <w:p>
+            <w:pPr>
+              <w:rPr>
+                <w:rFonts w:ascii="Calibri" w:hAnsi="Calibri"/>
+                <w:sz w:val="22"/>
+                <w:szCs w:val="22"/>
+              </w:rPr>
+            </w:pPr>
+            <w:r>
+              <w:rPr>
+                <w:rFonts w:ascii="Calibri" w:hAnsi="Calibri"/>
+                <w:sz w:val="22"/>
+                <w:szCs w:val="22"/>
+              </w:rPr>
+              <w:t>3.34c</w:t>
+            </w:r>
+          </w:p>
+        </w:tc>
+        <w:tc>
+          <w:tcPr>
+            <w:tcW w:w="1080" w:type="dxa"/>
+          </w:tcPr>
+          <w:p>
+            <w:pPr>
+              <w:rPr>
+                <w:rFonts w:ascii="Calibri" w:hAnsi="Calibri"/>
+                <w:sz w:val="22"/>
+                <w:szCs w:val="22"/>
+              </w:rPr>
+            </w:pPr>
+          </w:p>
+        </w:tc>
+        <w:tc>
+          <w:tcPr>
+            <w:tcW w:w="1350" w:type="dxa"/>
+          </w:tcPr>
+          <w:p>
+            <w:pPr>
+              <w:rPr>
+                <w:rFonts w:ascii="Calibri" w:hAnsi="Calibri"/>
+                <w:sz w:val="22"/>
+                <w:szCs w:val="22"/>
+              </w:rPr>
+            </w:pPr>
+          </w:p>
+        </w:tc>
+        <w:tc>
+          <w:tcPr>
+            <w:tcW w:w="1080" w:type="dxa"/>
+          </w:tcPr>
+          <w:p>
+            <w:pPr>
+              <w:rPr>
+                <w:rFonts w:ascii="Calibri" w:hAnsi="Calibri"/>
+                <w:sz w:val="22"/>
+                <w:szCs w:val="22"/>
+              </w:rPr>
+            </w:pPr>
+            <w:r>
+              <w:rPr>
+                <w:rFonts w:ascii="Calibri" w:hAnsi="Calibri"/>
+                <w:sz w:val="22"/>
+                <w:szCs w:val="22"/>
+              </w:rPr>
+              <w:t>4.4a</w:t>
+            </w:r>
+          </w:p>
+        </w:tc>
+        <w:tc>
+          <w:tcPr>
+            <w:tcW w:w="9720" w:type="dxa"/>
+          </w:tcPr>
+          <w:p>
+            <w:pPr>
+              <w:ind w:left="720"/>
+              <w:rPr>
+                <w:rFonts w:ascii="Calibri" w:hAnsi="Calibri"/>
+                <w:sz w:val="22"/>
+                <w:szCs w:val="22"/>
+              </w:rPr>
+            </w:pPr>
+          </w:p>
+        </w:tc>
+      </w:tr>
+      <w:tr>
+        <w:tc>
+          <w:tcPr>
+            <w:tcW w:w="918" w:type="dxa"/>
+          </w:tcPr>
+          <w:p>
+            <w:pPr>
+              <w:rPr>
+                <w:rFonts w:ascii="Calibri" w:hAnsi="Calibri"/>
+                <w:sz w:val="22"/>
+                <w:szCs w:val="22"/>
+              </w:rPr>
+            </w:pPr>
+            <w:r>
+              <w:rPr>
+                <w:rFonts w:ascii="Calibri" w:hAnsi="Calibri"/>
+                <w:sz w:val="22"/>
+                <w:szCs w:val="22"/>
+              </w:rPr>
+              <w:t>3.34b</w:t>
+            </w:r>
+          </w:p>
+        </w:tc>
+        <w:tc>
+          <w:tcPr>
+            <w:tcW w:w="1080" w:type="dxa"/>
+          </w:tcPr>
+          <w:p>
+            <w:pPr>
+              <w:rPr>
+                <w:rFonts w:ascii="Calibri" w:hAnsi="Calibri"/>
+                <w:sz w:val="22"/>
+                <w:szCs w:val="22"/>
+              </w:rPr>
+            </w:pPr>
+          </w:p>
+        </w:tc>
+        <w:tc>
+          <w:tcPr>
+            <w:tcW w:w="1350" w:type="dxa"/>
+          </w:tcPr>
+          <w:p>
+            <w:pPr>
+              <w:rPr>
+                <w:rFonts w:ascii="Calibri" w:hAnsi="Calibri"/>
+                <w:sz w:val="22"/>
+                <w:szCs w:val="22"/>
+              </w:rPr>
+            </w:pPr>
+          </w:p>
+        </w:tc>
+        <w:tc>
+          <w:tcPr>
+            <w:tcW w:w="1080" w:type="dxa"/>
+          </w:tcPr>
+          <w:p>
+            <w:pPr>
+              <w:rPr>
+                <w:rFonts w:ascii="Calibri" w:hAnsi="Calibri"/>
+                <w:sz w:val="22"/>
+                <w:szCs w:val="22"/>
+              </w:rPr>
+            </w:pPr>
+            <w:r>
+              <w:rPr>
+                <w:rFonts w:ascii="Calibri" w:hAnsi="Calibri"/>
+                <w:sz w:val="22"/>
+                <w:szCs w:val="22"/>
+              </w:rPr>
+              <w:t>4.4a</w:t>
+            </w:r>
+          </w:p>
+        </w:tc>
+        <w:tc>
+          <w:tcPr>
+            <w:tcW w:w="9720" w:type="dxa"/>
+          </w:tcPr>
+          <w:p>
+            <w:pPr>
+              <w:ind w:left="720"/>
+              <w:rPr>
+                <w:rFonts w:ascii="Calibri" w:hAnsi="Calibri"/>
+                <w:sz w:val="22"/>
+                <w:szCs w:val="22"/>
+              </w:rPr>
+            </w:pPr>
+          </w:p>
+        </w:tc>
+      </w:tr>
+      <w:tr>
+        <w:tc>
+          <w:tcPr>
+            <w:tcW w:w="918" w:type="dxa"/>
+          </w:tcPr>
+          <w:p>
+            <w:pPr>
+              <w:rPr>
+                <w:rFonts w:ascii="Calibri" w:hAnsi="Calibri"/>
+                <w:sz w:val="22"/>
+                <w:szCs w:val="22"/>
+              </w:rPr>
+            </w:pPr>
+            <w:r>
+              <w:rPr>
+                <w:rFonts w:ascii="Calibri" w:hAnsi="Calibri"/>
+                <w:sz w:val="22"/>
+                <w:szCs w:val="22"/>
+              </w:rPr>
+              <w:t>3.34a</w:t>
+            </w:r>
+          </w:p>
+        </w:tc>
+        <w:tc>
+          <w:tcPr>
+            <w:tcW w:w="1080" w:type="dxa"/>
+          </w:tcPr>
+          <w:p>
+            <w:pPr>
+              <w:rPr>
+                <w:rFonts w:ascii="Calibri" w:hAnsi="Calibri"/>
+                <w:sz w:val="22"/>
+                <w:szCs w:val="22"/>
+              </w:rPr>
+            </w:pPr>
+          </w:p>
+        </w:tc>
+        <w:tc>
+          <w:tcPr>
+            <w:tcW w:w="1350" w:type="dxa"/>
+          </w:tcPr>
+          <w:p>
+            <w:pPr>
+              <w:rPr>
+                <w:rFonts w:ascii="Calibri" w:hAnsi="Calibri"/>
+                <w:sz w:val="22"/>
+                <w:szCs w:val="22"/>
+              </w:rPr>
+            </w:pPr>
+          </w:p>
+        </w:tc>
+        <w:tc>
+          <w:tcPr>
+            <w:tcW w:w="1080" w:type="dxa"/>
+          </w:tcPr>
+          <w:p>
+            <w:pPr>
+              <w:rPr>
+                <w:rFonts w:ascii="Calibri" w:hAnsi="Calibri"/>
+                <w:sz w:val="22"/>
+                <w:szCs w:val="22"/>
+              </w:rPr>
+            </w:pPr>
+            <w:r>
+              <w:rPr>
+                <w:rFonts w:ascii="Calibri" w:hAnsi="Calibri"/>
+                <w:sz w:val="22"/>
+                <w:szCs w:val="22"/>
+              </w:rPr>
+              <w:t>4.4a</w:t>
+            </w:r>
+          </w:p>
+        </w:tc>
+        <w:tc>
+          <w:tcPr>
+            <w:tcW w:w="9720" w:type="dxa"/>
+          </w:tcPr>
+          <w:p>
+            <w:pPr>
+              <w:ind w:left="720"/>
+              <w:rPr>
+                <w:rFonts w:ascii="Calibri" w:hAnsi="Calibri"/>
+                <w:sz w:val="22"/>
+                <w:szCs w:val="22"/>
+              </w:rPr>
+            </w:pPr>
+          </w:p>
+        </w:tc>
+      </w:tr>
+      <w:tr>
+        <w:tc>
+          <w:tcPr>
+            <w:tcW w:w="918" w:type="dxa"/>
+          </w:tcPr>
+          <w:p>
+            <w:pPr>
+              <w:rPr>
+                <w:rFonts w:ascii="Calibri" w:hAnsi="Calibri"/>
+                <w:sz w:val="22"/>
+                <w:szCs w:val="22"/>
+              </w:rPr>
+            </w:pPr>
+            <w:r>
+              <w:rPr>
+                <w:rFonts w:ascii="Calibri" w:hAnsi="Calibri"/>
+                <w:sz w:val="22"/>
+                <w:szCs w:val="22"/>
+              </w:rPr>
               <w:t>3.33b</w:t>
             </w:r>
           </w:p>
@@ -432,8 +1025,6 @@
               </w:rPr>
               <w:t>Add new ART rollout outcome sheet</w:t>
             </w:r>
-            <w:bookmarkStart w:id="0" w:name="_GoBack"/>
-            <w:bookmarkEnd w:id="0"/>
           </w:p>
           <w:p>
             <w:pPr>
@@ -624,7 +1215,16 @@
                 <w:sz w:val="22"/>
                 <w:szCs w:val="22"/>
               </w:rPr>
-              <w:t>With ART rollout enabled, shuffling of untreated pool (those not yet accessing treatment) was previously occurring at the time of infection (potentially before rollout actually starts). The extra resulting random number generator calls were shifting the random number sequence leading to non-reproducible runs between ART rollout disabled/enabled runs. This version delays shuffling of the untreated pool ensuring fully synchronized simulations until rollout actually begins.</w:t>
+              <w:t xml:space="preserve">With ART rollout enabled, shuffling of untreated pool (those not yet accessing treatment) was </w:t>
+            </w:r>
+            <w:r>
+              <w:rPr>
+                <w:rFonts w:ascii="Calibri" w:hAnsi="Calibri"/>
+                <w:sz w:val="22"/>
+                <w:szCs w:val="22"/>
+              </w:rPr>
+              <w:lastRenderedPageBreak/>
+              <w:t>previously occurring at the time of infection (potentially before rollout actually starts). The extra resulting random number generator calls were shifting the random number sequence leading to non-reproducible runs between ART rollout disabled/enabled runs. This version delays shuffling of the untreated pool ensuring fully synchronized simulations until rollout actually begins.</w:t>
             </w:r>
           </w:p>
         </w:tc>
@@ -648,6 +1248,7 @@
                 <w:sz w:val="22"/>
                 <w:szCs w:val="22"/>
               </w:rPr>
+              <w:lastRenderedPageBreak/>
               <w:t>3.32j</w:t>
             </w:r>
           </w:p>
@@ -752,15 +1353,7 @@
                 <w:sz w:val="22"/>
                 <w:szCs w:val="22"/>
               </w:rPr>
-              <w:t xml:space="preserve">1. Update the following output files (as outlined in the mock output tables here: </w:t>
-            </w:r>
-            <w:r>
-              <w:rPr>
-                <w:rFonts w:ascii="Calibri" w:hAnsi="Calibri"/>
-                <w:sz w:val="22"/>
-                <w:szCs w:val="22"/>
-              </w:rPr>
-              <w:t>Z:\CEPAC - All Users\Transmission Model\Specifications\</w:t>
+              <w:t>1. Update the following output files (as outlined in the mock output tables here: Z:\CEPAC - All Users\Transmission Model\Specifications\</w:t>
             </w:r>
             <w:proofErr w:type="spellStart"/>
             <w:r>
@@ -937,7 +1530,6 @@
                 <w:sz w:val="22"/>
                 <w:szCs w:val="22"/>
               </w:rPr>
-              <w:lastRenderedPageBreak/>
               <w:t>3.32i</w:t>
             </w:r>
           </w:p>
@@ -1198,15 +1790,7 @@
                 <w:sz w:val="22"/>
                 <w:szCs w:val="22"/>
               </w:rPr>
-              <w:t xml:space="preserve"> HIV prevalence</w:t>
-            </w:r>
-            <w:r>
-              <w:rPr>
-                <w:rFonts w:ascii="Calibri" w:hAnsi="Calibri"/>
-                <w:sz w:val="22"/>
-                <w:szCs w:val="22"/>
-              </w:rPr>
-              <w:t xml:space="preserve"> specified at an absolute number, users can further specify the distribution of acute HIV cases by age, gender and risk behavior</w:t>
+              <w:t xml:space="preserve"> HIV prevalence specified at an absolute number, users can further specify the distribution of acute HIV cases by age, gender and risk behavior</w:t>
             </w:r>
           </w:p>
           <w:p>
@@ -1241,47 +1825,7 @@
                 <w:sz w:val="22"/>
                 <w:szCs w:val="22"/>
               </w:rPr>
-              <w:t xml:space="preserve"> added</w:t>
-            </w:r>
-            <w:r>
-              <w:rPr>
-                <w:rFonts w:ascii="Calibri" w:hAnsi="Calibri"/>
-                <w:sz w:val="22"/>
-                <w:szCs w:val="22"/>
-              </w:rPr>
-              <w:t xml:space="preserve"> </w:t>
-            </w:r>
-            <w:r>
-              <w:rPr>
-                <w:rFonts w:ascii="Calibri" w:hAnsi="Calibri"/>
-                <w:sz w:val="22"/>
-                <w:szCs w:val="22"/>
-              </w:rPr>
-              <w:t>(ke</w:t>
-            </w:r>
-            <w:r>
-              <w:rPr>
-                <w:rFonts w:ascii="Calibri" w:hAnsi="Calibri"/>
-                <w:sz w:val="22"/>
-                <w:szCs w:val="22"/>
-              </w:rPr>
-              <w:t>p</w:t>
-            </w:r>
-            <w:r>
-              <w:rPr>
-                <w:rFonts w:ascii="Calibri" w:hAnsi="Calibri"/>
-                <w:sz w:val="22"/>
-                <w:szCs w:val="22"/>
-              </w:rPr>
-              <w:t>t</w:t>
-            </w:r>
-            <w:r>
-              <w:rPr>
-                <w:rFonts w:ascii="Calibri" w:hAnsi="Calibri"/>
-                <w:sz w:val="22"/>
-                <w:szCs w:val="22"/>
-              </w:rPr>
-              <w:t xml:space="preserve"> original </w:t>
+              <w:t xml:space="preserve"> added (kept original </w:t>
             </w:r>
             <w:proofErr w:type="spellStart"/>
             <w:r>
@@ -1316,23 +1860,7 @@
                 <w:sz w:val="22"/>
                 <w:szCs w:val="22"/>
               </w:rPr>
-              <w:t>- Add</w:t>
-            </w:r>
-            <w:r>
-              <w:rPr>
-                <w:rFonts w:ascii="Calibri" w:hAnsi="Calibri"/>
-                <w:sz w:val="22"/>
-                <w:szCs w:val="22"/>
-              </w:rPr>
-              <w:t>ed</w:t>
-            </w:r>
-            <w:r>
-              <w:rPr>
-                <w:rFonts w:ascii="Calibri" w:hAnsi="Calibri"/>
-                <w:sz w:val="22"/>
-                <w:szCs w:val="22"/>
-              </w:rPr>
-              <w:t xml:space="preserve"> additional constraint to Phase 1 calibration</w:t>
+              <w:t>- Added additional constraint to Phase 1 calibration</w:t>
             </w:r>
           </w:p>
           <w:p>
@@ -1350,80 +1878,24 @@
                 <w:sz w:val="22"/>
                 <w:szCs w:val="22"/>
               </w:rPr>
-              <w:t>- The ratio of ave</w:t>
-            </w:r>
-            <w:r>
-              <w:rPr>
-                <w:rFonts w:ascii="Calibri" w:hAnsi="Calibri"/>
-                <w:sz w:val="22"/>
-                <w:szCs w:val="22"/>
-              </w:rPr>
-              <w:t>rage number of sex acts for low</w:t>
-            </w:r>
-            <w:r>
-              <w:rPr>
-                <w:rFonts w:ascii="Calibri" w:hAnsi="Calibri"/>
-                <w:sz w:val="22"/>
-                <w:szCs w:val="22"/>
-              </w:rPr>
-              <w:t xml:space="preserve"> risk females to</w:t>
-            </w:r>
-            <w:r>
-              <w:rPr>
-                <w:rFonts w:ascii="Calibri" w:hAnsi="Calibri"/>
-                <w:sz w:val="22"/>
-                <w:szCs w:val="22"/>
-              </w:rPr>
-              <w:t xml:space="preserve"> high</w:t>
-            </w:r>
-            <w:r>
-              <w:rPr>
-                <w:rFonts w:ascii="Calibri" w:hAnsi="Calibri"/>
-                <w:sz w:val="22"/>
-                <w:szCs w:val="22"/>
-              </w:rPr>
-              <w:t xml:space="preserve"> risk females in the</w:t>
-            </w:r>
-            <w:r>
-              <w:rPr>
-                <w:rFonts w:ascii="Calibri" w:hAnsi="Calibri"/>
-                <w:sz w:val="22"/>
-                <w:szCs w:val="22"/>
-              </w:rPr>
-              <w:t xml:space="preserve"> month prior to calibration</w:t>
-            </w:r>
-          </w:p>
-          <w:p>
-            <w:pPr>
-              <w:rPr>
-                <w:rFonts w:ascii="Calibri" w:hAnsi="Calibri"/>
-                <w:sz w:val="22"/>
-                <w:szCs w:val="22"/>
-              </w:rPr>
-            </w:pPr>
-            <w:r>
-              <w:rPr>
-                <w:rFonts w:ascii="Calibri" w:hAnsi="Calibri"/>
-                <w:sz w:val="22"/>
-                <w:szCs w:val="22"/>
-              </w:rPr>
-              <w:t>- Fix</w:t>
-            </w:r>
-            <w:r>
-              <w:rPr>
-                <w:rFonts w:ascii="Calibri" w:hAnsi="Calibri"/>
-                <w:sz w:val="22"/>
-                <w:szCs w:val="22"/>
-              </w:rPr>
-              <w:t>ed</w:t>
-            </w:r>
-            <w:r>
-              <w:rPr>
-                <w:rFonts w:ascii="Calibri" w:hAnsi="Calibri"/>
-                <w:sz w:val="22"/>
-                <w:szCs w:val="22"/>
-              </w:rPr>
-              <w:t xml:space="preserve"> CEPAC sequencing issue for non-SA individual values</w:t>
+              <w:t>- The ratio of average number of sex acts for low risk females to high risk females in the month prior to calibration</w:t>
+            </w:r>
+          </w:p>
+          <w:p>
+            <w:pPr>
+              <w:rPr>
+                <w:rFonts w:ascii="Calibri" w:hAnsi="Calibri"/>
+                <w:sz w:val="22"/>
+                <w:szCs w:val="22"/>
+              </w:rPr>
+            </w:pPr>
+            <w:r>
+              <w:rPr>
+                <w:rFonts w:ascii="Calibri" w:hAnsi="Calibri"/>
+                <w:sz w:val="22"/>
+                <w:szCs w:val="22"/>
+              </w:rPr>
+              <w:t>- Fixed CEPAC sequencing issue for non-SA individual values</w:t>
             </w:r>
           </w:p>
           <w:p>
@@ -1457,56 +1929,24 @@
                 <w:sz w:val="22"/>
                 <w:szCs w:val="22"/>
               </w:rPr>
-              <w:t>- Flip</w:t>
-            </w:r>
-            <w:r>
+              <w:t>- Flipped the order of forming partnerships at initialization (steady partnerships are now formed before regular partnerships)</w:t>
+            </w:r>
+          </w:p>
+          <w:p>
+            <w:pPr>
               <w:rPr>
                 <w:rFonts w:ascii="Calibri" w:hAnsi="Calibri" w:cs="Calibri"/>
                 <w:sz w:val="22"/>
                 <w:szCs w:val="22"/>
               </w:rPr>
-              <w:t>ped</w:t>
-            </w:r>
+            </w:pPr>
             <w:r>
               <w:rPr>
                 <w:rFonts w:ascii="Calibri" w:hAnsi="Calibri" w:cs="Calibri"/>
                 <w:sz w:val="22"/>
                 <w:szCs w:val="22"/>
               </w:rPr>
-              <w:t xml:space="preserve"> the order of forming partnerships at initialization (steady partnerships are now formed before regular partnerships)</w:t>
-            </w:r>
-          </w:p>
-          <w:p>
-            <w:pPr>
-              <w:rPr>
-                <w:rFonts w:ascii="Calibri" w:hAnsi="Calibri" w:cs="Calibri"/>
-                <w:sz w:val="22"/>
-                <w:szCs w:val="22"/>
-              </w:rPr>
-            </w:pPr>
-            <w:r>
-              <w:rPr>
-                <w:rFonts w:ascii="Calibri" w:hAnsi="Calibri" w:cs="Calibri"/>
-                <w:sz w:val="22"/>
-                <w:szCs w:val="22"/>
-              </w:rPr>
-              <w:t>- Fix</w:t>
-            </w:r>
-            <w:r>
-              <w:rPr>
-                <w:rFonts w:ascii="Calibri" w:hAnsi="Calibri" w:cs="Calibri"/>
-                <w:sz w:val="22"/>
-                <w:szCs w:val="22"/>
-              </w:rPr>
-              <w:t>ed</w:t>
-            </w:r>
-            <w:r>
-              <w:rPr>
-                <w:rFonts w:ascii="Calibri" w:hAnsi="Calibri" w:cs="Calibri"/>
-                <w:sz w:val="22"/>
-                <w:szCs w:val="22"/>
-              </w:rPr>
-              <w:t xml:space="preserve"> the time restriction issues for the sequencing of CEPAC .in files in the intervention tab.</w:t>
+              <w:t>- Fixed the time restriction issues for the sequencing of CEPAC .in files in the intervention tab.</w:t>
             </w:r>
           </w:p>
           <w:p>
@@ -1526,23 +1966,7 @@
                 <w:sz w:val="22"/>
                 <w:szCs w:val="22"/>
               </w:rPr>
-              <w:t>- Change</w:t>
-            </w:r>
-            <w:r>
-              <w:rPr>
-                <w:rFonts w:ascii="Calibri" w:hAnsi="Calibri" w:cs="Calibri"/>
-                <w:sz w:val="22"/>
-                <w:szCs w:val="22"/>
-              </w:rPr>
-              <w:t>d</w:t>
-            </w:r>
-            <w:r>
-              <w:rPr>
-                <w:rFonts w:ascii="Calibri" w:hAnsi="Calibri" w:cs="Calibri"/>
-                <w:sz w:val="22"/>
-                <w:szCs w:val="22"/>
-              </w:rPr>
-              <w:t xml:space="preserve"> label for Phase 1 Calibration restriction from “</w:t>
+              <w:t>- Changed label for Phase 1 Calibration restriction from “</w:t>
             </w:r>
             <w:r>
               <w:rPr>
@@ -1575,6 +1999,7 @@
                 <w:sz w:val="22"/>
                 <w:szCs w:val="22"/>
               </w:rPr>
+              <w:lastRenderedPageBreak/>
               <w:t>3.32g</w:t>
             </w:r>
           </w:p>
@@ -2010,7 +2435,6 @@
                 <w:sz w:val="22"/>
                 <w:szCs w:val="22"/>
               </w:rPr>
-              <w:lastRenderedPageBreak/>
               <w:t>Infections: Column C, CL, CQ, CW, DC, DI, DO, DU, EA, EJ, EL (Total Infected in History) labeled as "Total Infected in History (Prevalent cases excluded)"</w:t>
             </w:r>
           </w:p>
@@ -2222,7 +2646,16 @@
                 <w:sz w:val="22"/>
                 <w:szCs w:val="22"/>
               </w:rPr>
-              <w:t># in Regular partnerships by status (add Male non-single/single CSW, female non-single/single CSW)</w:t>
+              <w:t xml:space="preserve"># in Regular partnerships by status (add Male non-single/single CSW, female non-single/single </w:t>
+            </w:r>
+            <w:r>
+              <w:rPr>
+                <w:rFonts w:ascii="Calibri" w:hAnsi="Calibri" w:cs="Calibri"/>
+                <w:sz w:val="22"/>
+                <w:szCs w:val="22"/>
+              </w:rPr>
+              <w:lastRenderedPageBreak/>
+              <w:t>CSW)</w:t>
             </w:r>
           </w:p>
           <w:p>
@@ -2607,7 +3040,6 @@
                 <w:sz w:val="22"/>
                 <w:szCs w:val="22"/>
               </w:rPr>
-              <w:lastRenderedPageBreak/>
               <w:t xml:space="preserve">- Issues regarding each CSW and casual partnership having two sex acts is fixed </w:t>
             </w:r>
           </w:p>
@@ -2632,7 +3064,6 @@
                 <w:sz w:val="22"/>
                 <w:szCs w:val="22"/>
               </w:rPr>
-              <w:lastRenderedPageBreak/>
               <w:t>3.32c</w:t>
             </w:r>
           </w:p>
@@ -2885,8 +3316,8 @@
             <w:r>
               <w:rPr>
                 <w:rFonts w:ascii="Calibri" w:hAnsi="Calibri" w:cs="Calibri"/>
-                <w:sz w:val="21"/>
-                <w:szCs w:val="21"/>
+                <w:sz w:val="22"/>
+                <w:szCs w:val="22"/>
               </w:rPr>
               <w:t>No "probability of drawing different partner rates"</w:t>
             </w:r>
@@ -2899,15 +3330,15 @@
               </w:numPr>
               <w:rPr>
                 <w:rFonts w:ascii="Calibri" w:hAnsi="Calibri" w:cs="Calibri"/>
-                <w:sz w:val="21"/>
-                <w:szCs w:val="21"/>
+                <w:sz w:val="22"/>
+                <w:szCs w:val="22"/>
               </w:rPr>
             </w:pPr>
             <w:r>
               <w:rPr>
                 <w:rFonts w:ascii="Calibri" w:hAnsi="Calibri" w:cs="Calibri"/>
-                <w:sz w:val="21"/>
-                <w:szCs w:val="21"/>
+                <w:sz w:val="22"/>
+                <w:szCs w:val="22"/>
               </w:rPr>
               <w:t>Choice of varying heterogeneity via coefficient of variation</w:t>
             </w:r>
@@ -2920,15 +3351,15 @@
               </w:numPr>
               <w:rPr>
                 <w:rFonts w:ascii="Calibri" w:hAnsi="Calibri" w:cs="Calibri"/>
-                <w:sz w:val="21"/>
-                <w:szCs w:val="21"/>
+                <w:sz w:val="22"/>
+                <w:szCs w:val="22"/>
               </w:rPr>
             </w:pPr>
             <w:r>
               <w:rPr>
                 <w:rFonts w:ascii="Calibri" w:hAnsi="Calibri" w:cs="Calibri"/>
-                <w:sz w:val="21"/>
-                <w:szCs w:val="21"/>
+                <w:sz w:val="22"/>
+                <w:szCs w:val="22"/>
               </w:rPr>
               <w:t>No heterogeneity for coital acts</w:t>
             </w:r>
@@ -3015,7 +3446,16 @@
                 <w:sz w:val="22"/>
                 <w:szCs w:val="22"/>
               </w:rPr>
-              <w:t>- Age range will be specified for individuals to become CSW; CSW prevalence stratification by age is now removed</w:t>
+              <w:t xml:space="preserve">- Age range will be specified for individuals to become CSW; CSW prevalence stratification by age is now </w:t>
+            </w:r>
+            <w:r>
+              <w:rPr>
+                <w:rFonts w:ascii="Calibri" w:hAnsi="Calibri"/>
+                <w:sz w:val="22"/>
+                <w:szCs w:val="22"/>
+              </w:rPr>
+              <w:lastRenderedPageBreak/>
+              <w:t>removed</w:t>
             </w:r>
           </w:p>
           <w:p>
@@ -3073,6 +3513,7 @@
                 <w:sz w:val="22"/>
                 <w:szCs w:val="22"/>
               </w:rPr>
+              <w:lastRenderedPageBreak/>
               <w:t>3.32</w:t>
             </w:r>
           </w:p>
@@ -3587,7 +4028,6 @@
                 <w:sz w:val="22"/>
                 <w:szCs w:val="22"/>
               </w:rPr>
-              <w:lastRenderedPageBreak/>
               <w:t>3.2</w:t>
             </w:r>
           </w:p>
@@ -4317,6 +4757,119 @@
     </w:lvl>
   </w:abstractNum>
   <w:abstractNum w:abstractNumId="3">
+    <w:nsid w:val="0FC237E5"/>
+    <w:multiLevelType w:val="hybridMultilevel"/>
+    <w:tmpl w:val="15E2BD14"/>
+    <w:lvl w:ilvl="0" w:tplc="04090001">
+      <w:start w:val="1"/>
+      <w:numFmt w:val="bullet"/>
+      <w:lvlText w:val=""/>
+      <w:lvlJc w:val="left"/>
+      <w:pPr>
+        <w:ind w:left="720" w:hanging="360"/>
+      </w:pPr>
+      <w:rPr>
+        <w:rFonts w:ascii="Symbol" w:hAnsi="Symbol" w:hint="default"/>
+      </w:rPr>
+    </w:lvl>
+    <w:lvl w:ilvl="1" w:tplc="04090003" w:tentative="1">
+      <w:start w:val="1"/>
+      <w:numFmt w:val="bullet"/>
+      <w:lvlText w:val="o"/>
+      <w:lvlJc w:val="left"/>
+      <w:pPr>
+        <w:ind w:left="1440" w:hanging="360"/>
+      </w:pPr>
+      <w:rPr>
+        <w:rFonts w:ascii="Courier New" w:hAnsi="Courier New" w:cs="Courier New" w:hint="default"/>
+      </w:rPr>
+    </w:lvl>
+    <w:lvl w:ilvl="2" w:tplc="04090005" w:tentative="1">
+      <w:start w:val="1"/>
+      <w:numFmt w:val="bullet"/>
+      <w:lvlText w:val=""/>
+      <w:lvlJc w:val="left"/>
+      <w:pPr>
+        <w:ind w:left="2160" w:hanging="360"/>
+      </w:pPr>
+      <w:rPr>
+        <w:rFonts w:ascii="Wingdings" w:hAnsi="Wingdings" w:hint="default"/>
+      </w:rPr>
+    </w:lvl>
+    <w:lvl w:ilvl="3" w:tplc="04090001" w:tentative="1">
+      <w:start w:val="1"/>
+      <w:numFmt w:val="bullet"/>
+      <w:lvlText w:val=""/>
+      <w:lvlJc w:val="left"/>
+      <w:pPr>
+        <w:ind w:left="2880" w:hanging="360"/>
+      </w:pPr>
+      <w:rPr>
+        <w:rFonts w:ascii="Symbol" w:hAnsi="Symbol" w:hint="default"/>
+      </w:rPr>
+    </w:lvl>
+    <w:lvl w:ilvl="4" w:tplc="04090003" w:tentative="1">
+      <w:start w:val="1"/>
+      <w:numFmt w:val="bullet"/>
+      <w:lvlText w:val="o"/>
+      <w:lvlJc w:val="left"/>
+      <w:pPr>
+        <w:ind w:left="3600" w:hanging="360"/>
+      </w:pPr>
+      <w:rPr>
+        <w:rFonts w:ascii="Courier New" w:hAnsi="Courier New" w:cs="Courier New" w:hint="default"/>
+      </w:rPr>
+    </w:lvl>
+    <w:lvl w:ilvl="5" w:tplc="04090005" w:tentative="1">
+      <w:start w:val="1"/>
+      <w:numFmt w:val="bullet"/>
+      <w:lvlText w:val=""/>
+      <w:lvlJc w:val="left"/>
+      <w:pPr>
+        <w:ind w:left="4320" w:hanging="360"/>
+      </w:pPr>
+      <w:rPr>
+        <w:rFonts w:ascii="Wingdings" w:hAnsi="Wingdings" w:hint="default"/>
+      </w:rPr>
+    </w:lvl>
+    <w:lvl w:ilvl="6" w:tplc="04090001" w:tentative="1">
+      <w:start w:val="1"/>
+      <w:numFmt w:val="bullet"/>
+      <w:lvlText w:val=""/>
+      <w:lvlJc w:val="left"/>
+      <w:pPr>
+        <w:ind w:left="5040" w:hanging="360"/>
+      </w:pPr>
+      <w:rPr>
+        <w:rFonts w:ascii="Symbol" w:hAnsi="Symbol" w:hint="default"/>
+      </w:rPr>
+    </w:lvl>
+    <w:lvl w:ilvl="7" w:tplc="04090003" w:tentative="1">
+      <w:start w:val="1"/>
+      <w:numFmt w:val="bullet"/>
+      <w:lvlText w:val="o"/>
+      <w:lvlJc w:val="left"/>
+      <w:pPr>
+        <w:ind w:left="5760" w:hanging="360"/>
+      </w:pPr>
+      <w:rPr>
+        <w:rFonts w:ascii="Courier New" w:hAnsi="Courier New" w:cs="Courier New" w:hint="default"/>
+      </w:rPr>
+    </w:lvl>
+    <w:lvl w:ilvl="8" w:tplc="04090005" w:tentative="1">
+      <w:start w:val="1"/>
+      <w:numFmt w:val="bullet"/>
+      <w:lvlText w:val=""/>
+      <w:lvlJc w:val="left"/>
+      <w:pPr>
+        <w:ind w:left="6480" w:hanging="360"/>
+      </w:pPr>
+      <w:rPr>
+        <w:rFonts w:ascii="Wingdings" w:hAnsi="Wingdings" w:hint="default"/>
+      </w:rPr>
+    </w:lvl>
+  </w:abstractNum>
+  <w:abstractNum w:abstractNumId="4">
     <w:nsid w:val="10815BBA"/>
     <w:multiLevelType w:val="hybridMultilevel"/>
     <w:tmpl w:val="531CBC7C"/>
@@ -4456,7 +5009,7 @@
       </w:rPr>
     </w:lvl>
   </w:abstractNum>
-  <w:abstractNum w:abstractNumId="4">
+  <w:abstractNum w:abstractNumId="5">
     <w:nsid w:val="12CF3713"/>
     <w:multiLevelType w:val="hybridMultilevel"/>
     <w:tmpl w:val="C79411BE"/>
@@ -4596,7 +5149,7 @@
       </w:rPr>
     </w:lvl>
   </w:abstractNum>
-  <w:abstractNum w:abstractNumId="5">
+  <w:abstractNum w:abstractNumId="6">
     <w:nsid w:val="139862F3"/>
     <w:multiLevelType w:val="hybridMultilevel"/>
     <w:tmpl w:val="BAB8CE4C"/>
@@ -4708,7 +5261,7 @@
       </w:rPr>
     </w:lvl>
   </w:abstractNum>
-  <w:abstractNum w:abstractNumId="6">
+  <w:abstractNum w:abstractNumId="7">
     <w:nsid w:val="158C42BD"/>
     <w:multiLevelType w:val="hybridMultilevel"/>
     <w:tmpl w:val="374CD56E"/>
@@ -4848,7 +5401,7 @@
       </w:rPr>
     </w:lvl>
   </w:abstractNum>
-  <w:abstractNum w:abstractNumId="7">
+  <w:abstractNum w:abstractNumId="8">
     <w:nsid w:val="15AD4F75"/>
     <w:multiLevelType w:val="hybridMultilevel"/>
     <w:tmpl w:val="BB8C77FC"/>
@@ -4961,7 +5514,7 @@
       </w:rPr>
     </w:lvl>
   </w:abstractNum>
-  <w:abstractNum w:abstractNumId="8">
+  <w:abstractNum w:abstractNumId="9">
     <w:nsid w:val="19503877"/>
     <w:multiLevelType w:val="hybridMultilevel"/>
     <w:tmpl w:val="F0F6CD36"/>
@@ -5073,7 +5626,93 @@
       </w:rPr>
     </w:lvl>
   </w:abstractNum>
-  <w:abstractNum w:abstractNumId="9">
+  <w:abstractNum w:abstractNumId="10">
+    <w:nsid w:val="27191A09"/>
+    <w:multiLevelType w:val="hybridMultilevel"/>
+    <w:tmpl w:val="00C617DC"/>
+    <w:lvl w:ilvl="0" w:tplc="0409000F">
+      <w:start w:val="1"/>
+      <w:numFmt w:val="decimal"/>
+      <w:lvlText w:val="%1."/>
+      <w:lvlJc w:val="left"/>
+      <w:pPr>
+        <w:ind w:left="720" w:hanging="360"/>
+      </w:pPr>
+    </w:lvl>
+    <w:lvl w:ilvl="1" w:tplc="04090019" w:tentative="1">
+      <w:start w:val="1"/>
+      <w:numFmt w:val="lowerLetter"/>
+      <w:lvlText w:val="%2."/>
+      <w:lvlJc w:val="left"/>
+      <w:pPr>
+        <w:ind w:left="1440" w:hanging="360"/>
+      </w:pPr>
+    </w:lvl>
+    <w:lvl w:ilvl="2" w:tplc="0409001B" w:tentative="1">
+      <w:start w:val="1"/>
+      <w:numFmt w:val="lowerRoman"/>
+      <w:lvlText w:val="%3."/>
+      <w:lvlJc w:val="right"/>
+      <w:pPr>
+        <w:ind w:left="2160" w:hanging="180"/>
+      </w:pPr>
+    </w:lvl>
+    <w:lvl w:ilvl="3" w:tplc="0409000F" w:tentative="1">
+      <w:start w:val="1"/>
+      <w:numFmt w:val="decimal"/>
+      <w:lvlText w:val="%4."/>
+      <w:lvlJc w:val="left"/>
+      <w:pPr>
+        <w:ind w:left="2880" w:hanging="360"/>
+      </w:pPr>
+    </w:lvl>
+    <w:lvl w:ilvl="4" w:tplc="04090019" w:tentative="1">
+      <w:start w:val="1"/>
+      <w:numFmt w:val="lowerLetter"/>
+      <w:lvlText w:val="%5."/>
+      <w:lvlJc w:val="left"/>
+      <w:pPr>
+        <w:ind w:left="3600" w:hanging="360"/>
+      </w:pPr>
+    </w:lvl>
+    <w:lvl w:ilvl="5" w:tplc="0409001B" w:tentative="1">
+      <w:start w:val="1"/>
+      <w:numFmt w:val="lowerRoman"/>
+      <w:lvlText w:val="%6."/>
+      <w:lvlJc w:val="right"/>
+      <w:pPr>
+        <w:ind w:left="4320" w:hanging="180"/>
+      </w:pPr>
+    </w:lvl>
+    <w:lvl w:ilvl="6" w:tplc="0409000F" w:tentative="1">
+      <w:start w:val="1"/>
+      <w:numFmt w:val="decimal"/>
+      <w:lvlText w:val="%7."/>
+      <w:lvlJc w:val="left"/>
+      <w:pPr>
+        <w:ind w:left="5040" w:hanging="360"/>
+      </w:pPr>
+    </w:lvl>
+    <w:lvl w:ilvl="7" w:tplc="04090019" w:tentative="1">
+      <w:start w:val="1"/>
+      <w:numFmt w:val="lowerLetter"/>
+      <w:lvlText w:val="%8."/>
+      <w:lvlJc w:val="left"/>
+      <w:pPr>
+        <w:ind w:left="5760" w:hanging="360"/>
+      </w:pPr>
+    </w:lvl>
+    <w:lvl w:ilvl="8" w:tplc="0409001B" w:tentative="1">
+      <w:start w:val="1"/>
+      <w:numFmt w:val="lowerRoman"/>
+      <w:lvlText w:val="%9."/>
+      <w:lvlJc w:val="right"/>
+      <w:pPr>
+        <w:ind w:left="6480" w:hanging="180"/>
+      </w:pPr>
+    </w:lvl>
+  </w:abstractNum>
+  <w:abstractNum w:abstractNumId="11">
     <w:nsid w:val="2AB34D8F"/>
     <w:multiLevelType w:val="hybridMultilevel"/>
     <w:tmpl w:val="48428E12"/>
@@ -5213,7 +5852,7 @@
       </w:rPr>
     </w:lvl>
   </w:abstractNum>
-  <w:abstractNum w:abstractNumId="10">
+  <w:abstractNum w:abstractNumId="12">
     <w:nsid w:val="3DFC1DB1"/>
     <w:multiLevelType w:val="hybridMultilevel"/>
     <w:tmpl w:val="4B5A54C2"/>
@@ -5329,7 +5968,120 @@
       </w:pPr>
     </w:lvl>
   </w:abstractNum>
-  <w:abstractNum w:abstractNumId="11">
+  <w:abstractNum w:abstractNumId="13">
+    <w:nsid w:val="47456BEA"/>
+    <w:multiLevelType w:val="hybridMultilevel"/>
+    <w:tmpl w:val="6FF239D0"/>
+    <w:lvl w:ilvl="0" w:tplc="0409000F">
+      <w:start w:val="1"/>
+      <w:numFmt w:val="decimal"/>
+      <w:lvlText w:val="%1."/>
+      <w:lvlJc w:val="left"/>
+      <w:pPr>
+        <w:ind w:left="720" w:hanging="360"/>
+      </w:pPr>
+      <w:rPr>
+        <w:rFonts w:hint="default"/>
+      </w:rPr>
+    </w:lvl>
+    <w:lvl w:ilvl="1" w:tplc="04090003" w:tentative="1">
+      <w:start w:val="1"/>
+      <w:numFmt w:val="bullet"/>
+      <w:lvlText w:val="o"/>
+      <w:lvlJc w:val="left"/>
+      <w:pPr>
+        <w:ind w:left="1440" w:hanging="360"/>
+      </w:pPr>
+      <w:rPr>
+        <w:rFonts w:ascii="Courier New" w:hAnsi="Courier New" w:cs="Courier New" w:hint="default"/>
+      </w:rPr>
+    </w:lvl>
+    <w:lvl w:ilvl="2" w:tplc="04090005" w:tentative="1">
+      <w:start w:val="1"/>
+      <w:numFmt w:val="bullet"/>
+      <w:lvlText w:val=""/>
+      <w:lvlJc w:val="left"/>
+      <w:pPr>
+        <w:ind w:left="2160" w:hanging="360"/>
+      </w:pPr>
+      <w:rPr>
+        <w:rFonts w:ascii="Wingdings" w:hAnsi="Wingdings" w:hint="default"/>
+      </w:rPr>
+    </w:lvl>
+    <w:lvl w:ilvl="3" w:tplc="04090001" w:tentative="1">
+      <w:start w:val="1"/>
+      <w:numFmt w:val="bullet"/>
+      <w:lvlText w:val=""/>
+      <w:lvlJc w:val="left"/>
+      <w:pPr>
+        <w:ind w:left="2880" w:hanging="360"/>
+      </w:pPr>
+      <w:rPr>
+        <w:rFonts w:ascii="Symbol" w:hAnsi="Symbol" w:hint="default"/>
+      </w:rPr>
+    </w:lvl>
+    <w:lvl w:ilvl="4" w:tplc="04090003" w:tentative="1">
+      <w:start w:val="1"/>
+      <w:numFmt w:val="bullet"/>
+      <w:lvlText w:val="o"/>
+      <w:lvlJc w:val="left"/>
+      <w:pPr>
+        <w:ind w:left="3600" w:hanging="360"/>
+      </w:pPr>
+      <w:rPr>
+        <w:rFonts w:ascii="Courier New" w:hAnsi="Courier New" w:cs="Courier New" w:hint="default"/>
+      </w:rPr>
+    </w:lvl>
+    <w:lvl w:ilvl="5" w:tplc="04090005" w:tentative="1">
+      <w:start w:val="1"/>
+      <w:numFmt w:val="bullet"/>
+      <w:lvlText w:val=""/>
+      <w:lvlJc w:val="left"/>
+      <w:pPr>
+        <w:ind w:left="4320" w:hanging="360"/>
+      </w:pPr>
+      <w:rPr>
+        <w:rFonts w:ascii="Wingdings" w:hAnsi="Wingdings" w:hint="default"/>
+      </w:rPr>
+    </w:lvl>
+    <w:lvl w:ilvl="6" w:tplc="04090001" w:tentative="1">
+      <w:start w:val="1"/>
+      <w:numFmt w:val="bullet"/>
+      <w:lvlText w:val=""/>
+      <w:lvlJc w:val="left"/>
+      <w:pPr>
+        <w:ind w:left="5040" w:hanging="360"/>
+      </w:pPr>
+      <w:rPr>
+        <w:rFonts w:ascii="Symbol" w:hAnsi="Symbol" w:hint="default"/>
+      </w:rPr>
+    </w:lvl>
+    <w:lvl w:ilvl="7" w:tplc="04090003" w:tentative="1">
+      <w:start w:val="1"/>
+      <w:numFmt w:val="bullet"/>
+      <w:lvlText w:val="o"/>
+      <w:lvlJc w:val="left"/>
+      <w:pPr>
+        <w:ind w:left="5760" w:hanging="360"/>
+      </w:pPr>
+      <w:rPr>
+        <w:rFonts w:ascii="Courier New" w:hAnsi="Courier New" w:cs="Courier New" w:hint="default"/>
+      </w:rPr>
+    </w:lvl>
+    <w:lvl w:ilvl="8" w:tplc="04090005" w:tentative="1">
+      <w:start w:val="1"/>
+      <w:numFmt w:val="bullet"/>
+      <w:lvlText w:val=""/>
+      <w:lvlJc w:val="left"/>
+      <w:pPr>
+        <w:ind w:left="6480" w:hanging="360"/>
+      </w:pPr>
+      <w:rPr>
+        <w:rFonts w:ascii="Wingdings" w:hAnsi="Wingdings" w:hint="default"/>
+      </w:rPr>
+    </w:lvl>
+  </w:abstractNum>
+  <w:abstractNum w:abstractNumId="14">
     <w:nsid w:val="495332D1"/>
     <w:multiLevelType w:val="hybridMultilevel"/>
     <w:tmpl w:val="FF5E5D12"/>
@@ -5442,7 +6194,7 @@
       </w:rPr>
     </w:lvl>
   </w:abstractNum>
-  <w:abstractNum w:abstractNumId="12">
+  <w:abstractNum w:abstractNumId="15">
     <w:nsid w:val="523B63F0"/>
     <w:multiLevelType w:val="hybridMultilevel"/>
     <w:tmpl w:val="8226857A"/>
@@ -5528,7 +6280,7 @@
       </w:pPr>
     </w:lvl>
   </w:abstractNum>
-  <w:abstractNum w:abstractNumId="13">
+  <w:abstractNum w:abstractNumId="16">
     <w:nsid w:val="54702006"/>
     <w:multiLevelType w:val="hybridMultilevel"/>
     <w:tmpl w:val="E0FCDE78"/>
@@ -5640,7 +6392,7 @@
       </w:rPr>
     </w:lvl>
   </w:abstractNum>
-  <w:abstractNum w:abstractNumId="14">
+  <w:abstractNum w:abstractNumId="17">
     <w:nsid w:val="54977639"/>
     <w:multiLevelType w:val="hybridMultilevel"/>
     <w:tmpl w:val="7EC6F212"/>
@@ -5780,7 +6532,7 @@
       </w:rPr>
     </w:lvl>
   </w:abstractNum>
-  <w:abstractNum w:abstractNumId="15">
+  <w:abstractNum w:abstractNumId="18">
     <w:nsid w:val="627143A5"/>
     <w:multiLevelType w:val="hybridMultilevel"/>
     <w:tmpl w:val="D6540AE8"/>
@@ -5869,7 +6621,7 @@
       </w:pPr>
     </w:lvl>
   </w:abstractNum>
-  <w:abstractNum w:abstractNumId="16">
+  <w:abstractNum w:abstractNumId="19">
     <w:nsid w:val="6A4D51D8"/>
     <w:multiLevelType w:val="hybridMultilevel"/>
     <w:tmpl w:val="18F4B218"/>
@@ -5982,7 +6734,7 @@
       </w:rPr>
     </w:lvl>
   </w:abstractNum>
-  <w:abstractNum w:abstractNumId="17">
+  <w:abstractNum w:abstractNumId="20">
     <w:nsid w:val="6C152EA6"/>
     <w:multiLevelType w:val="hybridMultilevel"/>
     <w:tmpl w:val="9E440946"/>
@@ -6121,7 +6873,7 @@
       </w:rPr>
     </w:lvl>
   </w:abstractNum>
-  <w:abstractNum w:abstractNumId="18">
+  <w:abstractNum w:abstractNumId="21">
     <w:nsid w:val="70B22AFA"/>
     <w:multiLevelType w:val="hybridMultilevel"/>
     <w:tmpl w:val="D4D68DFC"/>
@@ -6261,7 +7013,7 @@
       </w:rPr>
     </w:lvl>
   </w:abstractNum>
-  <w:abstractNum w:abstractNumId="19">
+  <w:abstractNum w:abstractNumId="22">
     <w:nsid w:val="79224EF6"/>
     <w:multiLevelType w:val="hybridMultilevel"/>
     <w:tmpl w:val="11A06B80"/>
@@ -6402,64 +7154,73 @@
     </w:lvl>
   </w:abstractNum>
   <w:num w:numId="1">
-    <w:abstractNumId w:val="10"/>
+    <w:abstractNumId w:val="12"/>
   </w:num>
   <w:num w:numId="2">
+    <w:abstractNumId w:val="17"/>
+  </w:num>
+  <w:num w:numId="3">
+    <w:abstractNumId w:val="11"/>
+  </w:num>
+  <w:num w:numId="4">
+    <w:abstractNumId w:val="22"/>
+  </w:num>
+  <w:num w:numId="5">
+    <w:abstractNumId w:val="4"/>
+  </w:num>
+  <w:num w:numId="6">
+    <w:abstractNumId w:val="8"/>
+  </w:num>
+  <w:num w:numId="7">
     <w:abstractNumId w:val="14"/>
   </w:num>
-  <w:num w:numId="3">
+  <w:num w:numId="8">
+    <w:abstractNumId w:val="7"/>
+  </w:num>
+  <w:num w:numId="9">
+    <w:abstractNumId w:val="20"/>
+  </w:num>
+  <w:num w:numId="10">
+    <w:abstractNumId w:val="16"/>
+  </w:num>
+  <w:num w:numId="11">
     <w:abstractNumId w:val="9"/>
   </w:num>
-  <w:num w:numId="4">
-    <w:abstractNumId w:val="19"/>
-  </w:num>
-  <w:num w:numId="5">
-    <w:abstractNumId w:val="3"/>
-  </w:num>
-  <w:num w:numId="6">
-    <w:abstractNumId w:val="7"/>
-  </w:num>
-  <w:num w:numId="7">
-    <w:abstractNumId w:val="11"/>
-  </w:num>
-  <w:num w:numId="8">
+  <w:num w:numId="12">
     <w:abstractNumId w:val="6"/>
   </w:num>
-  <w:num w:numId="9">
-    <w:abstractNumId w:val="17"/>
-  </w:num>
-  <w:num w:numId="10">
-    <w:abstractNumId w:val="13"/>
-  </w:num>
-  <w:num w:numId="11">
-    <w:abstractNumId w:val="8"/>
-  </w:num>
-  <w:num w:numId="12">
-    <w:abstractNumId w:val="5"/>
-  </w:num>
   <w:num w:numId="13">
-    <w:abstractNumId w:val="16"/>
+    <w:abstractNumId w:val="19"/>
   </w:num>
   <w:num w:numId="14">
     <w:abstractNumId w:val="2"/>
   </w:num>
   <w:num w:numId="15">
-    <w:abstractNumId w:val="4"/>
+    <w:abstractNumId w:val="5"/>
   </w:num>
   <w:num w:numId="16">
-    <w:abstractNumId w:val="18"/>
+    <w:abstractNumId w:val="21"/>
   </w:num>
   <w:num w:numId="17">
     <w:abstractNumId w:val="0"/>
   </w:num>
   <w:num w:numId="18">
-    <w:abstractNumId w:val="15"/>
+    <w:abstractNumId w:val="18"/>
   </w:num>
   <w:num w:numId="19">
-    <w:abstractNumId w:val="12"/>
+    <w:abstractNumId w:val="15"/>
   </w:num>
   <w:num w:numId="20">
     <w:abstractNumId w:val="1"/>
+  </w:num>
+  <w:num w:numId="21">
+    <w:abstractNumId w:val="3"/>
+  </w:num>
+  <w:num w:numId="22">
+    <w:abstractNumId w:val="13"/>
+  </w:num>
+  <w:num w:numId="23">
+    <w:abstractNumId w:val="10"/>
   </w:num>
 </w:numbering>
 </file>
@@ -6660,6 +7421,24 @@
         <w:right w:w="108" w:type="dxa"/>
       </w:tblCellMar>
     </w:tblPr>
+  </w:style>
+  <w:style w:type="paragraph" w:styleId="ListParagraph">
+    <w:name w:val="List Paragraph"/>
+    <w:basedOn w:val="Normal"/>
+    <w:uiPriority w:val="34"/>
+    <w:qFormat/>
+    <w:rsid w:val="00CA7419"/>
+    <w:pPr>
+      <w:spacing w:after="200" w:line="276" w:lineRule="auto"/>
+      <w:ind w:left="720"/>
+      <w:contextualSpacing/>
+    </w:pPr>
+    <w:rPr>
+      <w:rFonts w:ascii="Calibri" w:eastAsia="Calibri" w:hAnsi="Calibri"/>
+      <w:sz w:val="22"/>
+      <w:szCs w:val="22"/>
+      <w:lang w:eastAsia="en-US"/>
+    </w:rPr>
   </w:style>
 </w:styles>
 </file>

--- a/documentation/Log of Model Program Changes for the CDM.docx
+++ b/documentation/Log of Model Program Changes for the CDM.docx
@@ -47,6 +47,30 @@
           <w:szCs w:val="22"/>
         </w:rPr>
         <w:t>The CDM is continuously being updated as new questions are being asked, new data become available etc. Here we outline the major changes and updates made with each model version.</w:t>
+      </w:r>
+      <w:r>
+        <w:rPr>
+          <w:rFonts w:ascii="Calibri" w:hAnsi="Calibri"/>
+          <w:sz w:val="22"/>
+          <w:szCs w:val="22"/>
+        </w:rPr>
+        <w:t xml:space="preserve"> More on these specific changes can be found in “</w:t>
+      </w:r>
+      <w:r>
+        <w:rPr>
+          <w:rFonts w:ascii="Calibri" w:hAnsi="Calibri"/>
+          <w:sz w:val="22"/>
+          <w:szCs w:val="22"/>
+        </w:rPr>
+        <w:t>CEPAC Dynamic Model Detailed Change Log.docx</w:t>
+      </w:r>
+      <w:r>
+        <w:rPr>
+          <w:rFonts w:ascii="Calibri" w:hAnsi="Calibri"/>
+          <w:sz w:val="22"/>
+          <w:szCs w:val="22"/>
+        </w:rPr>
+        <w:t>”.</w:t>
       </w:r>
     </w:p>
     <w:p>
@@ -238,6 +262,469 @@
                 <w:sz w:val="22"/>
                 <w:szCs w:val="22"/>
               </w:rPr>
+              <w:t>3.5.0</w:t>
+            </w:r>
+          </w:p>
+        </w:tc>
+        <w:tc>
+          <w:tcPr>
+            <w:tcW w:w="1080" w:type="dxa"/>
+          </w:tcPr>
+          <w:p>
+            <w:pPr>
+              <w:rPr>
+                <w:rFonts w:ascii="Calibri" w:hAnsi="Calibri"/>
+                <w:sz w:val="22"/>
+                <w:szCs w:val="22"/>
+              </w:rPr>
+            </w:pPr>
+            <w:r>
+              <w:rPr>
+                <w:rFonts w:ascii="Calibri" w:hAnsi="Calibri"/>
+                <w:sz w:val="22"/>
+                <w:szCs w:val="22"/>
+              </w:rPr>
+              <w:t>6/16/14</w:t>
+            </w:r>
+          </w:p>
+        </w:tc>
+        <w:tc>
+          <w:tcPr>
+            <w:tcW w:w="1350" w:type="dxa"/>
+          </w:tcPr>
+          <w:p>
+            <w:pPr>
+              <w:rPr>
+                <w:rFonts w:ascii="Calibri" w:hAnsi="Calibri"/>
+                <w:sz w:val="22"/>
+                <w:szCs w:val="22"/>
+              </w:rPr>
+            </w:pPr>
+          </w:p>
+        </w:tc>
+        <w:tc>
+          <w:tcPr>
+            <w:tcW w:w="1080" w:type="dxa"/>
+          </w:tcPr>
+          <w:p>
+            <w:pPr>
+              <w:rPr>
+                <w:rFonts w:ascii="Calibri" w:hAnsi="Calibri"/>
+                <w:sz w:val="22"/>
+                <w:szCs w:val="22"/>
+              </w:rPr>
+            </w:pPr>
+            <w:r>
+              <w:rPr>
+                <w:rFonts w:ascii="Calibri" w:hAnsi="Calibri"/>
+                <w:sz w:val="22"/>
+                <w:szCs w:val="22"/>
+              </w:rPr>
+              <w:t>4.4a</w:t>
+            </w:r>
+          </w:p>
+        </w:tc>
+        <w:tc>
+          <w:tcPr>
+            <w:tcW w:w="9720" w:type="dxa"/>
+          </w:tcPr>
+          <w:p>
+            <w:pPr>
+              <w:numPr>
+                <w:ilvl w:val="0"/>
+                <w:numId w:val="24"/>
+              </w:numPr>
+              <w:rPr>
+                <w:rFonts w:ascii="Calibri" w:hAnsi="Calibri"/>
+                <w:sz w:val="22"/>
+                <w:szCs w:val="22"/>
+              </w:rPr>
+            </w:pPr>
+            <w:r>
+              <w:rPr>
+                <w:rFonts w:ascii="Calibri" w:hAnsi="Calibri"/>
+                <w:sz w:val="22"/>
+                <w:szCs w:val="22"/>
+              </w:rPr>
+              <w:t>Added the concept of groups to the model. These groups are all people that satisfy a set of inclusion criteria. They are further subdivided into partitions percentage-wise. Each partition can receive zero or more interventions. Outcomes for each partition are recorded in InterventionOutcomes.xls.</w:t>
+            </w:r>
+          </w:p>
+          <w:p>
+            <w:pPr>
+              <w:numPr>
+                <w:ilvl w:val="0"/>
+                <w:numId w:val="24"/>
+              </w:numPr>
+              <w:rPr>
+                <w:rFonts w:ascii="Calibri" w:hAnsi="Calibri"/>
+                <w:sz w:val="22"/>
+                <w:szCs w:val="22"/>
+              </w:rPr>
+            </w:pPr>
+            <w:r>
+              <w:rPr>
+                <w:rFonts w:ascii="Calibri" w:hAnsi="Calibri"/>
+                <w:sz w:val="22"/>
+                <w:szCs w:val="22"/>
+              </w:rPr>
+              <w:t xml:space="preserve">Added behaviors for HPTN068. </w:t>
+            </w:r>
+            <w:proofErr w:type="spellStart"/>
+            <w:proofErr w:type="gramStart"/>
+            <w:r>
+              <w:rPr>
+                <w:rFonts w:ascii="Calibri" w:hAnsi="Calibri"/>
+                <w:sz w:val="22"/>
+                <w:szCs w:val="22"/>
+              </w:rPr>
+              <w:t>overrideCondomUseChance</w:t>
+            </w:r>
+            <w:proofErr w:type="spellEnd"/>
+            <w:proofErr w:type="gramEnd"/>
+            <w:r>
+              <w:rPr>
+                <w:rFonts w:ascii="Calibri" w:hAnsi="Calibri"/>
+                <w:sz w:val="22"/>
+                <w:szCs w:val="22"/>
+              </w:rPr>
+              <w:t xml:space="preserve"> allows a female to override her male partner’s chance of using a condom. </w:t>
+            </w:r>
+            <w:proofErr w:type="spellStart"/>
+            <w:proofErr w:type="gramStart"/>
+            <w:r>
+              <w:rPr>
+                <w:rFonts w:ascii="Calibri" w:hAnsi="Calibri"/>
+                <w:sz w:val="22"/>
+                <w:szCs w:val="22"/>
+              </w:rPr>
+              <w:t>sexualActivityDelay</w:t>
+            </w:r>
+            <w:proofErr w:type="spellEnd"/>
+            <w:proofErr w:type="gramEnd"/>
+            <w:r>
+              <w:rPr>
+                <w:rFonts w:ascii="Calibri" w:hAnsi="Calibri"/>
+                <w:sz w:val="22"/>
+                <w:szCs w:val="22"/>
+              </w:rPr>
+              <w:t xml:space="preserve"> allows a person to join the sexually active population while not being able to be selected for or form partnerships. </w:t>
+            </w:r>
+            <w:proofErr w:type="spellStart"/>
+            <w:proofErr w:type="gramStart"/>
+            <w:r>
+              <w:rPr>
+                <w:rFonts w:ascii="Calibri" w:hAnsi="Calibri"/>
+                <w:sz w:val="22"/>
+                <w:szCs w:val="22"/>
+              </w:rPr>
+              <w:t>partnershipRejectionChance</w:t>
+            </w:r>
+            <w:proofErr w:type="spellEnd"/>
+            <w:proofErr w:type="gramEnd"/>
+            <w:r>
+              <w:rPr>
+                <w:rFonts w:ascii="Calibri" w:hAnsi="Calibri"/>
+                <w:sz w:val="22"/>
+                <w:szCs w:val="22"/>
+              </w:rPr>
+              <w:t xml:space="preserve"> gives females a chance to reject partnerships of a certain type.</w:t>
+            </w:r>
+          </w:p>
+          <w:p>
+            <w:pPr>
+              <w:numPr>
+                <w:ilvl w:val="0"/>
+                <w:numId w:val="24"/>
+              </w:numPr>
+              <w:rPr>
+                <w:rFonts w:ascii="Calibri" w:hAnsi="Calibri"/>
+                <w:sz w:val="22"/>
+                <w:szCs w:val="22"/>
+              </w:rPr>
+            </w:pPr>
+            <w:r>
+              <w:rPr>
+                <w:rFonts w:ascii="Calibri" w:hAnsi="Calibri"/>
+                <w:sz w:val="22"/>
+                <w:szCs w:val="22"/>
+              </w:rPr>
+              <w:t xml:space="preserve">Removed </w:t>
+            </w:r>
+            <w:proofErr w:type="spellStart"/>
+            <w:r>
+              <w:rPr>
+                <w:rFonts w:ascii="Calibri" w:hAnsi="Calibri"/>
+                <w:sz w:val="22"/>
+                <w:szCs w:val="22"/>
+              </w:rPr>
+              <w:t>assortativeness</w:t>
+            </w:r>
+            <w:proofErr w:type="spellEnd"/>
+            <w:r>
+              <w:rPr>
+                <w:rFonts w:ascii="Calibri" w:hAnsi="Calibri"/>
+                <w:sz w:val="22"/>
+                <w:szCs w:val="22"/>
+              </w:rPr>
+              <w:t xml:space="preserve"> as an intervention target.</w:t>
+            </w:r>
+          </w:p>
+          <w:p>
+            <w:pPr>
+              <w:numPr>
+                <w:ilvl w:val="0"/>
+                <w:numId w:val="24"/>
+              </w:numPr>
+              <w:rPr>
+                <w:rFonts w:ascii="Calibri" w:hAnsi="Calibri"/>
+                <w:sz w:val="22"/>
+                <w:szCs w:val="22"/>
+              </w:rPr>
+            </w:pPr>
+            <w:r>
+              <w:rPr>
+                <w:rFonts w:ascii="Calibri" w:hAnsi="Calibri"/>
+                <w:sz w:val="22"/>
+                <w:szCs w:val="22"/>
+              </w:rPr>
+              <w:t>Fixed bug in random seed.</w:t>
+            </w:r>
+          </w:p>
+          <w:p>
+            <w:pPr>
+              <w:numPr>
+                <w:ilvl w:val="0"/>
+                <w:numId w:val="24"/>
+              </w:numPr>
+              <w:rPr>
+                <w:rFonts w:ascii="Calibri" w:hAnsi="Calibri"/>
+                <w:sz w:val="22"/>
+                <w:szCs w:val="22"/>
+              </w:rPr>
+            </w:pPr>
+            <w:r>
+              <w:rPr>
+                <w:rFonts w:ascii="Calibri" w:hAnsi="Calibri"/>
+                <w:sz w:val="22"/>
+                <w:szCs w:val="22"/>
+              </w:rPr>
+              <w:t>Added file that traces the first 1000 people infected in the model so that a graph of transmission can be visualized.</w:t>
+            </w:r>
+          </w:p>
+          <w:p>
+            <w:pPr>
+              <w:numPr>
+                <w:ilvl w:val="0"/>
+                <w:numId w:val="24"/>
+              </w:numPr>
+              <w:rPr>
+                <w:rFonts w:ascii="Calibri" w:hAnsi="Calibri"/>
+                <w:sz w:val="22"/>
+                <w:szCs w:val="22"/>
+              </w:rPr>
+            </w:pPr>
+            <w:r>
+              <w:rPr>
+                <w:rFonts w:ascii="Calibri" w:hAnsi="Calibri"/>
+                <w:sz w:val="22"/>
+                <w:szCs w:val="22"/>
+              </w:rPr>
+              <w:t>Removed template parameters from XML. Interventions are now given through a fixed mapping of XML elements to interventions.</w:t>
+            </w:r>
+            <w:bookmarkStart w:id="0" w:name="_GoBack"/>
+            <w:bookmarkEnd w:id="0"/>
+          </w:p>
+        </w:tc>
+      </w:tr>
+      <w:tr>
+        <w:tc>
+          <w:tcPr>
+            <w:tcW w:w="918" w:type="dxa"/>
+          </w:tcPr>
+          <w:p>
+            <w:pPr>
+              <w:rPr>
+                <w:rFonts w:ascii="Calibri" w:hAnsi="Calibri"/>
+                <w:sz w:val="22"/>
+                <w:szCs w:val="22"/>
+              </w:rPr>
+            </w:pPr>
+            <w:r>
+              <w:rPr>
+                <w:rFonts w:ascii="Calibri" w:hAnsi="Calibri"/>
+                <w:sz w:val="22"/>
+                <w:szCs w:val="22"/>
+              </w:rPr>
+              <w:t>3.4.2</w:t>
+            </w:r>
+          </w:p>
+        </w:tc>
+        <w:tc>
+          <w:tcPr>
+            <w:tcW w:w="1080" w:type="dxa"/>
+          </w:tcPr>
+          <w:p>
+            <w:pPr>
+              <w:rPr>
+                <w:rFonts w:ascii="Calibri" w:hAnsi="Calibri"/>
+                <w:sz w:val="22"/>
+                <w:szCs w:val="22"/>
+              </w:rPr>
+            </w:pPr>
+            <w:r>
+              <w:rPr>
+                <w:rFonts w:ascii="Calibri" w:hAnsi="Calibri"/>
+                <w:sz w:val="22"/>
+                <w:szCs w:val="22"/>
+              </w:rPr>
+              <w:t>5/5/14</w:t>
+            </w:r>
+          </w:p>
+        </w:tc>
+        <w:tc>
+          <w:tcPr>
+            <w:tcW w:w="1350" w:type="dxa"/>
+          </w:tcPr>
+          <w:p>
+            <w:pPr>
+              <w:rPr>
+                <w:rFonts w:ascii="Calibri" w:hAnsi="Calibri"/>
+                <w:sz w:val="22"/>
+                <w:szCs w:val="22"/>
+              </w:rPr>
+            </w:pPr>
+          </w:p>
+        </w:tc>
+        <w:tc>
+          <w:tcPr>
+            <w:tcW w:w="1080" w:type="dxa"/>
+          </w:tcPr>
+          <w:p>
+            <w:pPr>
+              <w:rPr>
+                <w:rFonts w:ascii="Calibri" w:hAnsi="Calibri"/>
+                <w:sz w:val="22"/>
+                <w:szCs w:val="22"/>
+              </w:rPr>
+            </w:pPr>
+          </w:p>
+        </w:tc>
+        <w:tc>
+          <w:tcPr>
+            <w:tcW w:w="9720" w:type="dxa"/>
+          </w:tcPr>
+          <w:p>
+            <w:pPr>
+              <w:ind w:left="720"/>
+              <w:rPr>
+                <w:rFonts w:ascii="Calibri" w:hAnsi="Calibri"/>
+                <w:sz w:val="22"/>
+                <w:szCs w:val="22"/>
+              </w:rPr>
+            </w:pPr>
+          </w:p>
+        </w:tc>
+      </w:tr>
+      <w:tr>
+        <w:tc>
+          <w:tcPr>
+            <w:tcW w:w="918" w:type="dxa"/>
+          </w:tcPr>
+          <w:p>
+            <w:pPr>
+              <w:rPr>
+                <w:rFonts w:ascii="Calibri" w:hAnsi="Calibri"/>
+                <w:sz w:val="22"/>
+                <w:szCs w:val="22"/>
+              </w:rPr>
+            </w:pPr>
+            <w:r>
+              <w:rPr>
+                <w:rFonts w:ascii="Calibri" w:hAnsi="Calibri"/>
+                <w:sz w:val="22"/>
+                <w:szCs w:val="22"/>
+              </w:rPr>
+              <w:t>3.4.1</w:t>
+            </w:r>
+          </w:p>
+        </w:tc>
+        <w:tc>
+          <w:tcPr>
+            <w:tcW w:w="1080" w:type="dxa"/>
+          </w:tcPr>
+          <w:p>
+            <w:pPr>
+              <w:rPr>
+                <w:rFonts w:ascii="Calibri" w:hAnsi="Calibri"/>
+                <w:sz w:val="22"/>
+                <w:szCs w:val="22"/>
+              </w:rPr>
+            </w:pPr>
+          </w:p>
+        </w:tc>
+        <w:tc>
+          <w:tcPr>
+            <w:tcW w:w="1350" w:type="dxa"/>
+          </w:tcPr>
+          <w:p>
+            <w:pPr>
+              <w:rPr>
+                <w:rFonts w:ascii="Calibri" w:hAnsi="Calibri"/>
+                <w:sz w:val="22"/>
+                <w:szCs w:val="22"/>
+              </w:rPr>
+            </w:pPr>
+          </w:p>
+        </w:tc>
+        <w:tc>
+          <w:tcPr>
+            <w:tcW w:w="1080" w:type="dxa"/>
+          </w:tcPr>
+          <w:p>
+            <w:pPr>
+              <w:rPr>
+                <w:rFonts w:ascii="Calibri" w:hAnsi="Calibri"/>
+                <w:sz w:val="22"/>
+                <w:szCs w:val="22"/>
+              </w:rPr>
+            </w:pPr>
+          </w:p>
+        </w:tc>
+        <w:tc>
+          <w:tcPr>
+            <w:tcW w:w="9720" w:type="dxa"/>
+          </w:tcPr>
+          <w:p>
+            <w:pPr>
+              <w:ind w:left="720"/>
+              <w:rPr>
+                <w:rFonts w:ascii="Calibri" w:hAnsi="Calibri"/>
+                <w:sz w:val="22"/>
+                <w:szCs w:val="22"/>
+              </w:rPr>
+            </w:pPr>
+          </w:p>
+        </w:tc>
+      </w:tr>
+      <w:tr>
+        <w:tc>
+          <w:tcPr>
+            <w:tcW w:w="918" w:type="dxa"/>
+          </w:tcPr>
+          <w:p>
+            <w:pPr>
+              <w:rPr>
+                <w:rFonts w:ascii="Calibri" w:hAnsi="Calibri"/>
+                <w:sz w:val="22"/>
+                <w:szCs w:val="22"/>
+              </w:rPr>
+            </w:pPr>
+            <w:r>
+              <w:rPr>
+                <w:rFonts w:ascii="Calibri" w:hAnsi="Calibri"/>
+                <w:sz w:val="22"/>
+                <w:szCs w:val="22"/>
+              </w:rPr>
               <w:t>3.4.0</w:t>
             </w:r>
           </w:p>
@@ -296,7 +783,7 @@
                 <w:sz w:val="22"/>
                 <w:szCs w:val="22"/>
               </w:rPr>
-              <w:t>4.4a/4.5b</w:t>
+              <w:t>4.4a</w:t>
             </w:r>
           </w:p>
         </w:tc>
@@ -322,23 +809,15 @@
                 <w:sz w:val="22"/>
                 <w:szCs w:val="22"/>
               </w:rPr>
-              <w:t xml:space="preserve">Finished implemented new sequencing method for all </w:t>
-            </w:r>
-            <w:r>
-              <w:rPr>
-                <w:rFonts w:ascii="Calibri" w:hAnsi="Calibri"/>
-                <w:sz w:val="22"/>
-                <w:szCs w:val="22"/>
-              </w:rPr>
-              <w:t xml:space="preserve">possible varying </w:t>
-            </w:r>
-            <w:r>
-              <w:rPr>
-                <w:rFonts w:ascii="Calibri" w:hAnsi="Calibri"/>
-                <w:sz w:val="22"/>
-                <w:szCs w:val="22"/>
-              </w:rPr>
-              <w:t>parameters</w:t>
+              <w:t>Finished implementing</w:t>
+            </w:r>
+            <w:r>
+              <w:rPr>
+                <w:rFonts w:ascii="Calibri" w:hAnsi="Calibri"/>
+                <w:sz w:val="22"/>
+                <w:szCs w:val="22"/>
+              </w:rPr>
+              <w:t xml:space="preserve"> new sequencing method for all possible varying parameters</w:t>
             </w:r>
           </w:p>
           <w:p>
@@ -443,31 +922,8 @@
                 <w:sz w:val="22"/>
                 <w:szCs w:val="22"/>
               </w:rPr>
-              <w:t>GUI and console versions now work on all</w:t>
-            </w:r>
-            <w:r>
-              <w:rPr>
-                <w:rFonts w:ascii="Calibri" w:hAnsi="Calibri"/>
-                <w:sz w:val="22"/>
-                <w:szCs w:val="22"/>
-              </w:rPr>
-              <w:t xml:space="preserve"> used</w:t>
-            </w:r>
-            <w:r>
-              <w:rPr>
-                <w:rFonts w:ascii="Calibri" w:hAnsi="Calibri"/>
-                <w:sz w:val="22"/>
-                <w:szCs w:val="22"/>
-              </w:rPr>
-              <w:t xml:space="preserve"> platforms</w:t>
-            </w:r>
-            <w:r>
-              <w:rPr>
-                <w:rFonts w:ascii="Calibri" w:hAnsi="Calibri"/>
-                <w:sz w:val="22"/>
-                <w:szCs w:val="22"/>
-              </w:rPr>
-              <w:t>.</w:t>
+              <w:lastRenderedPageBreak/>
+              <w:t>GUI and console versions now work on all used platforms.</w:t>
             </w:r>
           </w:p>
           <w:p>
@@ -488,17 +944,7 @@
                 <w:sz w:val="22"/>
                 <w:szCs w:val="22"/>
               </w:rPr>
-              <w:t>XML has been significantly reorganized to be more consistent with regards to naming and sections have been mov</w:t>
-            </w:r>
-            <w:bookmarkStart w:id="0" w:name="_GoBack"/>
-            <w:bookmarkEnd w:id="0"/>
-            <w:r>
-              <w:rPr>
-                <w:rFonts w:ascii="Calibri" w:hAnsi="Calibri"/>
-                <w:sz w:val="22"/>
-                <w:szCs w:val="22"/>
-              </w:rPr>
-              <w:t>ed to more appropriate places.</w:t>
+              <w:t>XML has been significantly reorganized to be more consistent with regards to naming and sections have been moved to more appropriate places.</w:t>
             </w:r>
           </w:p>
           <w:p>
@@ -564,6 +1010,7 @@
                 <w:sz w:val="22"/>
                 <w:szCs w:val="22"/>
               </w:rPr>
+              <w:lastRenderedPageBreak/>
               <w:t>3.34c</w:t>
             </w:r>
           </w:p>
@@ -1215,16 +1662,7 @@
                 <w:sz w:val="22"/>
                 <w:szCs w:val="22"/>
               </w:rPr>
-              <w:t xml:space="preserve">With ART rollout enabled, shuffling of untreated pool (those not yet accessing treatment) was </w:t>
-            </w:r>
-            <w:r>
-              <w:rPr>
-                <w:rFonts w:ascii="Calibri" w:hAnsi="Calibri"/>
-                <w:sz w:val="22"/>
-                <w:szCs w:val="22"/>
-              </w:rPr>
-              <w:lastRenderedPageBreak/>
-              <w:t>previously occurring at the time of infection (potentially before rollout actually starts). The extra resulting random number generator calls were shifting the random number sequence leading to non-reproducible runs between ART rollout disabled/enabled runs. This version delays shuffling of the untreated pool ensuring fully synchronized simulations until rollout actually begins.</w:t>
+              <w:t>With ART rollout enabled, shuffling of untreated pool (those not yet accessing treatment) was previously occurring at the time of infection (potentially before rollout actually starts). The extra resulting random number generator calls were shifting the random number sequence leading to non-reproducible runs between ART rollout disabled/enabled runs. This version delays shuffling of the untreated pool ensuring fully synchronized simulations until rollout actually begins.</w:t>
             </w:r>
           </w:p>
         </w:tc>
@@ -1248,7 +1686,6 @@
                 <w:sz w:val="22"/>
                 <w:szCs w:val="22"/>
               </w:rPr>
-              <w:lastRenderedPageBreak/>
               <w:t>3.32j</w:t>
             </w:r>
           </w:p>
@@ -1506,7 +1943,16 @@
                 <w:sz w:val="22"/>
                 <w:szCs w:val="22"/>
               </w:rPr>
-              <w:t>4. Allow men to search for another partner if they choose the same woman in the same month (refer to specs).</w:t>
+              <w:t xml:space="preserve">4. Allow men to search for another partner if they choose the same woman in the same month (refer to </w:t>
+            </w:r>
+            <w:r>
+              <w:rPr>
+                <w:rFonts w:ascii="Calibri" w:hAnsi="Calibri"/>
+                <w:sz w:val="22"/>
+                <w:szCs w:val="22"/>
+              </w:rPr>
+              <w:lastRenderedPageBreak/>
+              <w:t>specs).</w:t>
             </w:r>
           </w:p>
         </w:tc>
@@ -1530,6 +1976,7 @@
                 <w:sz w:val="22"/>
                 <w:szCs w:val="22"/>
               </w:rPr>
+              <w:lastRenderedPageBreak/>
               <w:t>3.32i</w:t>
             </w:r>
           </w:p>
@@ -1999,7 +2446,6 @@
                 <w:sz w:val="22"/>
                 <w:szCs w:val="22"/>
               </w:rPr>
-              <w:lastRenderedPageBreak/>
               <w:t>3.32g</w:t>
             </w:r>
           </w:p>
@@ -2414,7 +2860,16 @@
                 <w:sz w:val="22"/>
                 <w:szCs w:val="22"/>
               </w:rPr>
-              <w:t>Events file: Columns J to O now specified for SA population; Columns P and Q specified for non-SA population</w:t>
+              <w:t xml:space="preserve">Events file: Columns J to O now specified for SA population; Columns P and Q specified for </w:t>
+            </w:r>
+            <w:r>
+              <w:rPr>
+                <w:rFonts w:ascii="Calibri" w:hAnsi="Calibri" w:cs="Calibri"/>
+                <w:sz w:val="22"/>
+                <w:szCs w:val="22"/>
+              </w:rPr>
+              <w:lastRenderedPageBreak/>
+              <w:t>non-SA population</w:t>
             </w:r>
           </w:p>
           <w:p>
@@ -2646,16 +3101,7 @@
                 <w:sz w:val="22"/>
                 <w:szCs w:val="22"/>
               </w:rPr>
-              <w:t xml:space="preserve"># in Regular partnerships by status (add Male non-single/single CSW, female non-single/single </w:t>
-            </w:r>
-            <w:r>
-              <w:rPr>
-                <w:rFonts w:ascii="Calibri" w:hAnsi="Calibri" w:cs="Calibri"/>
-                <w:sz w:val="22"/>
-                <w:szCs w:val="22"/>
-              </w:rPr>
-              <w:lastRenderedPageBreak/>
-              <w:t>CSW)</w:t>
+              <w:t># in Regular partnerships by status (add Male non-single/single CSW, female non-single/single CSW)</w:t>
             </w:r>
           </w:p>
           <w:p>
@@ -3023,7 +3469,16 @@
                 <w:sz w:val="22"/>
                 <w:szCs w:val="22"/>
               </w:rPr>
-              <w:t xml:space="preserve">- the LE file in the previous version was empty and is now populated </w:t>
+              <w:t xml:space="preserve">- the LE file in the previous version was </w:t>
+            </w:r>
+            <w:r>
+              <w:rPr>
+                <w:rFonts w:ascii="Calibri" w:hAnsi="Calibri"/>
+                <w:sz w:val="22"/>
+                <w:szCs w:val="22"/>
+              </w:rPr>
+              <w:lastRenderedPageBreak/>
+              <w:t xml:space="preserve">empty and is now populated </w:t>
             </w:r>
           </w:p>
           <w:p>
@@ -3064,6 +3519,7 @@
                 <w:sz w:val="22"/>
                 <w:szCs w:val="22"/>
               </w:rPr>
+              <w:lastRenderedPageBreak/>
               <w:t>3.32c</w:t>
             </w:r>
           </w:p>
@@ -3446,16 +3902,7 @@
                 <w:sz w:val="22"/>
                 <w:szCs w:val="22"/>
               </w:rPr>
-              <w:t xml:space="preserve">- Age range will be specified for individuals to become CSW; CSW prevalence stratification by age is now </w:t>
-            </w:r>
-            <w:r>
-              <w:rPr>
-                <w:rFonts w:ascii="Calibri" w:hAnsi="Calibri"/>
-                <w:sz w:val="22"/>
-                <w:szCs w:val="22"/>
-              </w:rPr>
-              <w:lastRenderedPageBreak/>
-              <w:t>removed</w:t>
+              <w:t>- Age range will be specified for individuals to become CSW; CSW prevalence stratification by age is now removed</w:t>
             </w:r>
           </w:p>
           <w:p>
@@ -3513,7 +3960,6 @@
                 <w:sz w:val="22"/>
                 <w:szCs w:val="22"/>
               </w:rPr>
-              <w:lastRenderedPageBreak/>
               <w:t>3.32</w:t>
             </w:r>
           </w:p>
@@ -3823,6 +4269,7 @@
                 <w:sz w:val="22"/>
                 <w:szCs w:val="22"/>
               </w:rPr>
+              <w:lastRenderedPageBreak/>
               <w:t>3.31</w:t>
             </w:r>
           </w:p>
@@ -7014,6 +7461,92 @@
     </w:lvl>
   </w:abstractNum>
   <w:abstractNum w:abstractNumId="22">
+    <w:nsid w:val="78DF520A"/>
+    <w:multiLevelType w:val="hybridMultilevel"/>
+    <w:tmpl w:val="3CB09F68"/>
+    <w:lvl w:ilvl="0" w:tplc="0409000F">
+      <w:start w:val="1"/>
+      <w:numFmt w:val="decimal"/>
+      <w:lvlText w:val="%1."/>
+      <w:lvlJc w:val="left"/>
+      <w:pPr>
+        <w:ind w:left="720" w:hanging="360"/>
+      </w:pPr>
+    </w:lvl>
+    <w:lvl w:ilvl="1" w:tplc="04090019" w:tentative="1">
+      <w:start w:val="1"/>
+      <w:numFmt w:val="lowerLetter"/>
+      <w:lvlText w:val="%2."/>
+      <w:lvlJc w:val="left"/>
+      <w:pPr>
+        <w:ind w:left="1440" w:hanging="360"/>
+      </w:pPr>
+    </w:lvl>
+    <w:lvl w:ilvl="2" w:tplc="0409001B" w:tentative="1">
+      <w:start w:val="1"/>
+      <w:numFmt w:val="lowerRoman"/>
+      <w:lvlText w:val="%3."/>
+      <w:lvlJc w:val="right"/>
+      <w:pPr>
+        <w:ind w:left="2160" w:hanging="180"/>
+      </w:pPr>
+    </w:lvl>
+    <w:lvl w:ilvl="3" w:tplc="0409000F" w:tentative="1">
+      <w:start w:val="1"/>
+      <w:numFmt w:val="decimal"/>
+      <w:lvlText w:val="%4."/>
+      <w:lvlJc w:val="left"/>
+      <w:pPr>
+        <w:ind w:left="2880" w:hanging="360"/>
+      </w:pPr>
+    </w:lvl>
+    <w:lvl w:ilvl="4" w:tplc="04090019" w:tentative="1">
+      <w:start w:val="1"/>
+      <w:numFmt w:val="lowerLetter"/>
+      <w:lvlText w:val="%5."/>
+      <w:lvlJc w:val="left"/>
+      <w:pPr>
+        <w:ind w:left="3600" w:hanging="360"/>
+      </w:pPr>
+    </w:lvl>
+    <w:lvl w:ilvl="5" w:tplc="0409001B" w:tentative="1">
+      <w:start w:val="1"/>
+      <w:numFmt w:val="lowerRoman"/>
+      <w:lvlText w:val="%6."/>
+      <w:lvlJc w:val="right"/>
+      <w:pPr>
+        <w:ind w:left="4320" w:hanging="180"/>
+      </w:pPr>
+    </w:lvl>
+    <w:lvl w:ilvl="6" w:tplc="0409000F" w:tentative="1">
+      <w:start w:val="1"/>
+      <w:numFmt w:val="decimal"/>
+      <w:lvlText w:val="%7."/>
+      <w:lvlJc w:val="left"/>
+      <w:pPr>
+        <w:ind w:left="5040" w:hanging="360"/>
+      </w:pPr>
+    </w:lvl>
+    <w:lvl w:ilvl="7" w:tplc="04090019" w:tentative="1">
+      <w:start w:val="1"/>
+      <w:numFmt w:val="lowerLetter"/>
+      <w:lvlText w:val="%8."/>
+      <w:lvlJc w:val="left"/>
+      <w:pPr>
+        <w:ind w:left="5760" w:hanging="360"/>
+      </w:pPr>
+    </w:lvl>
+    <w:lvl w:ilvl="8" w:tplc="0409001B" w:tentative="1">
+      <w:start w:val="1"/>
+      <w:numFmt w:val="lowerRoman"/>
+      <w:lvlText w:val="%9."/>
+      <w:lvlJc w:val="right"/>
+      <w:pPr>
+        <w:ind w:left="6480" w:hanging="180"/>
+      </w:pPr>
+    </w:lvl>
+  </w:abstractNum>
+  <w:abstractNum w:abstractNumId="23">
     <w:nsid w:val="79224EF6"/>
     <w:multiLevelType w:val="hybridMultilevel"/>
     <w:tmpl w:val="11A06B80"/>
@@ -7163,7 +7696,7 @@
     <w:abstractNumId w:val="11"/>
   </w:num>
   <w:num w:numId="4">
-    <w:abstractNumId w:val="22"/>
+    <w:abstractNumId w:val="23"/>
   </w:num>
   <w:num w:numId="5">
     <w:abstractNumId w:val="4"/>
@@ -7221,6 +7754,9 @@
   </w:num>
   <w:num w:numId="23">
     <w:abstractNumId w:val="10"/>
+  </w:num>
+  <w:num w:numId="24">
+    <w:abstractNumId w:val="22"/>
   </w:num>
 </w:numbering>
 </file>

--- a/documentation/Log of Model Program Changes for the CDM.docx
+++ b/documentation/Log of Model Program Changes for the CDM.docx
@@ -367,67 +367,7 @@
                 <w:sz w:val="22"/>
                 <w:szCs w:val="22"/>
               </w:rPr>
-              <w:t xml:space="preserve">Added behaviors for HPTN068. </w:t>
-            </w:r>
-            <w:proofErr w:type="spellStart"/>
-            <w:proofErr w:type="gramStart"/>
-            <w:r>
-              <w:rPr>
-                <w:rFonts w:ascii="Calibri" w:hAnsi="Calibri"/>
-                <w:sz w:val="22"/>
-                <w:szCs w:val="22"/>
-              </w:rPr>
-              <w:t>overrideCondomUseChance</w:t>
-            </w:r>
-            <w:proofErr w:type="spellEnd"/>
-            <w:proofErr w:type="gramEnd"/>
-            <w:r>
-              <w:rPr>
-                <w:rFonts w:ascii="Calibri" w:hAnsi="Calibri"/>
-                <w:sz w:val="22"/>
-                <w:szCs w:val="22"/>
-              </w:rPr>
-              <w:t xml:space="preserve"> allows a female to override her male partner’s chance of using a condom. </w:t>
-            </w:r>
-            <w:proofErr w:type="spellStart"/>
-            <w:proofErr w:type="gramStart"/>
-            <w:r>
-              <w:rPr>
-                <w:rFonts w:ascii="Calibri" w:hAnsi="Calibri"/>
-                <w:sz w:val="22"/>
-                <w:szCs w:val="22"/>
-              </w:rPr>
-              <w:t>sexualActivityDelay</w:t>
-            </w:r>
-            <w:proofErr w:type="spellEnd"/>
-            <w:proofErr w:type="gramEnd"/>
-            <w:r>
-              <w:rPr>
-                <w:rFonts w:ascii="Calibri" w:hAnsi="Calibri"/>
-                <w:sz w:val="22"/>
-                <w:szCs w:val="22"/>
-              </w:rPr>
-              <w:t xml:space="preserve"> allows a person to join the sexually active population while not being able to be selected for or form partnerships. </w:t>
-            </w:r>
-            <w:proofErr w:type="spellStart"/>
-            <w:proofErr w:type="gramStart"/>
-            <w:r>
-              <w:rPr>
-                <w:rFonts w:ascii="Calibri" w:hAnsi="Calibri"/>
-                <w:sz w:val="22"/>
-                <w:szCs w:val="22"/>
-              </w:rPr>
-              <w:t>partnershipRejectionChance</w:t>
-            </w:r>
-            <w:proofErr w:type="spellEnd"/>
-            <w:proofErr w:type="gramEnd"/>
-            <w:r>
-              <w:rPr>
-                <w:rFonts w:ascii="Calibri" w:hAnsi="Calibri"/>
-                <w:sz w:val="22"/>
-                <w:szCs w:val="22"/>
-              </w:rPr>
-              <w:t xml:space="preserve"> gives females a chance to reject partnerships of a certain type.</w:t>
+              <w:t>Added behaviors for HPTN068. overrideCondomUseChance allows a female to override her male partner’s chance of using a condom. sexualActivityDelay allows a person to join the sexually active population while not being able to be selected for or form partnerships. partnershipRejectionChance gives females a chance to reject partnerships of a certain type.</w:t>
             </w:r>
           </w:p>
           <w:p>
@@ -448,25 +388,7 @@
                 <w:sz w:val="22"/>
                 <w:szCs w:val="22"/>
               </w:rPr>
-              <w:t xml:space="preserve">Removed </w:t>
-            </w:r>
-            <w:proofErr w:type="spellStart"/>
-            <w:r>
-              <w:rPr>
-                <w:rFonts w:ascii="Calibri" w:hAnsi="Calibri"/>
-                <w:sz w:val="22"/>
-                <w:szCs w:val="22"/>
-              </w:rPr>
-              <w:t>assortativeness</w:t>
-            </w:r>
-            <w:proofErr w:type="spellEnd"/>
-            <w:r>
-              <w:rPr>
-                <w:rFonts w:ascii="Calibri" w:hAnsi="Calibri"/>
-                <w:sz w:val="22"/>
-                <w:szCs w:val="22"/>
-              </w:rPr>
-              <w:t xml:space="preserve"> as an intervention target.</w:t>
+              <w:t>Removed assortativeness as an intervention target.</w:t>
             </w:r>
           </w:p>
           <w:p>
@@ -531,6 +453,102 @@
               </w:rPr>
               <w:t>Removed template parameters from XML. Interventions are now given through a fixed mapping of XML elements to interventions.</w:t>
             </w:r>
+          </w:p>
+        </w:tc>
+      </w:tr>
+      <w:tr>
+        <w:tc>
+          <w:tcPr>
+            <w:tcW w:w="918" w:type="dxa"/>
+          </w:tcPr>
+          <w:p>
+            <w:pPr>
+              <w:rPr>
+                <w:rFonts w:ascii="Calibri" w:hAnsi="Calibri"/>
+                <w:sz w:val="22"/>
+                <w:szCs w:val="22"/>
+              </w:rPr>
+            </w:pPr>
+            <w:r>
+              <w:rPr>
+                <w:rFonts w:ascii="Calibri" w:hAnsi="Calibri"/>
+                <w:sz w:val="22"/>
+                <w:szCs w:val="22"/>
+              </w:rPr>
+              <w:t>3.4.2</w:t>
+            </w:r>
+          </w:p>
+        </w:tc>
+        <w:tc>
+          <w:tcPr>
+            <w:tcW w:w="1080" w:type="dxa"/>
+          </w:tcPr>
+          <w:p>
+            <w:pPr>
+              <w:rPr>
+                <w:rFonts w:ascii="Calibri" w:hAnsi="Calibri"/>
+                <w:sz w:val="22"/>
+                <w:szCs w:val="22"/>
+              </w:rPr>
+            </w:pPr>
+            <w:r>
+              <w:rPr>
+                <w:rFonts w:ascii="Calibri" w:hAnsi="Calibri"/>
+                <w:sz w:val="22"/>
+                <w:szCs w:val="22"/>
+              </w:rPr>
+              <w:t>5/5/14</w:t>
+            </w:r>
+          </w:p>
+        </w:tc>
+        <w:tc>
+          <w:tcPr>
+            <w:tcW w:w="1350" w:type="dxa"/>
+          </w:tcPr>
+          <w:p>
+            <w:pPr>
+              <w:rPr>
+                <w:rFonts w:ascii="Calibri" w:hAnsi="Calibri"/>
+                <w:sz w:val="22"/>
+                <w:szCs w:val="22"/>
+              </w:rPr>
+            </w:pPr>
+          </w:p>
+        </w:tc>
+        <w:tc>
+          <w:tcPr>
+            <w:tcW w:w="1080" w:type="dxa"/>
+          </w:tcPr>
+          <w:p>
+            <w:pPr>
+              <w:rPr>
+                <w:rFonts w:ascii="Calibri" w:hAnsi="Calibri"/>
+                <w:sz w:val="22"/>
+                <w:szCs w:val="22"/>
+              </w:rPr>
+            </w:pPr>
+          </w:p>
+        </w:tc>
+        <w:tc>
+          <w:tcPr>
+            <w:tcW w:w="9720" w:type="dxa"/>
+          </w:tcPr>
+          <w:p>
+            <w:pPr>
+              <w:rPr>
+                <w:rFonts w:ascii="Calibri" w:hAnsi="Calibri"/>
+                <w:sz w:val="22"/>
+                <w:szCs w:val="22"/>
+              </w:rPr>
+            </w:pPr>
+            <w:r>
+              <w:rPr>
+                <w:rFonts w:ascii="Calibri" w:hAnsi="Calibri"/>
+                <w:sz w:val="22"/>
+                <w:szCs w:val="22"/>
+              </w:rPr>
+              <w:t>Bug fixes</w:t>
+            </w:r>
             <w:bookmarkStart w:id="0" w:name="_GoBack"/>
             <w:bookmarkEnd w:id="0"/>
           </w:p>
@@ -555,7 +573,7 @@
                 <w:sz w:val="22"/>
                 <w:szCs w:val="22"/>
               </w:rPr>
-              <w:t>3.4.2</w:t>
+              <w:t>3.4.1</w:t>
             </w:r>
           </w:p>
         </w:tc>
@@ -571,14 +589,6 @@
                 <w:szCs w:val="22"/>
               </w:rPr>
             </w:pPr>
-            <w:r>
-              <w:rPr>
-                <w:rFonts w:ascii="Calibri" w:hAnsi="Calibri"/>
-                <w:sz w:val="22"/>
-                <w:szCs w:val="22"/>
-              </w:rPr>
-              <w:t>5/5/14</w:t>
-            </w:r>
           </w:p>
         </w:tc>
         <w:tc>
@@ -615,94 +625,20 @@
           </w:tcPr>
           <w:p>
             <w:pPr>
-              <w:ind w:left="720"/>
-              <w:rPr>
-                <w:rFonts w:ascii="Calibri" w:hAnsi="Calibri"/>
-                <w:sz w:val="22"/>
-                <w:szCs w:val="22"/>
-              </w:rPr>
-            </w:pPr>
-          </w:p>
-        </w:tc>
-      </w:tr>
-      <w:tr>
-        <w:tc>
-          <w:tcPr>
-            <w:tcW w:w="918" w:type="dxa"/>
-          </w:tcPr>
-          <w:p>
-            <w:pPr>
-              <w:rPr>
-                <w:rFonts w:ascii="Calibri" w:hAnsi="Calibri"/>
-                <w:sz w:val="22"/>
-                <w:szCs w:val="22"/>
-              </w:rPr>
-            </w:pPr>
-            <w:r>
-              <w:rPr>
-                <w:rFonts w:ascii="Calibri" w:hAnsi="Calibri"/>
-                <w:sz w:val="22"/>
-                <w:szCs w:val="22"/>
-              </w:rPr>
-              <w:t>3.4.1</w:t>
-            </w:r>
-          </w:p>
-        </w:tc>
-        <w:tc>
-          <w:tcPr>
-            <w:tcW w:w="1080" w:type="dxa"/>
-          </w:tcPr>
-          <w:p>
-            <w:pPr>
-              <w:rPr>
-                <w:rFonts w:ascii="Calibri" w:hAnsi="Calibri"/>
-                <w:sz w:val="22"/>
-                <w:szCs w:val="22"/>
-              </w:rPr>
-            </w:pPr>
-          </w:p>
-        </w:tc>
-        <w:tc>
-          <w:tcPr>
-            <w:tcW w:w="1350" w:type="dxa"/>
-          </w:tcPr>
-          <w:p>
-            <w:pPr>
-              <w:rPr>
-                <w:rFonts w:ascii="Calibri" w:hAnsi="Calibri"/>
-                <w:sz w:val="22"/>
-                <w:szCs w:val="22"/>
-              </w:rPr>
-            </w:pPr>
-          </w:p>
-        </w:tc>
-        <w:tc>
-          <w:tcPr>
-            <w:tcW w:w="1080" w:type="dxa"/>
-          </w:tcPr>
-          <w:p>
-            <w:pPr>
-              <w:rPr>
-                <w:rFonts w:ascii="Calibri" w:hAnsi="Calibri"/>
-                <w:sz w:val="22"/>
-                <w:szCs w:val="22"/>
-              </w:rPr>
-            </w:pPr>
-          </w:p>
-        </w:tc>
-        <w:tc>
-          <w:tcPr>
-            <w:tcW w:w="9720" w:type="dxa"/>
-          </w:tcPr>
-          <w:p>
-            <w:pPr>
-              <w:ind w:left="720"/>
-              <w:rPr>
-                <w:rFonts w:ascii="Calibri" w:hAnsi="Calibri"/>
-                <w:sz w:val="22"/>
-                <w:szCs w:val="22"/>
-              </w:rPr>
-            </w:pPr>
+              <w:rPr>
+                <w:rFonts w:ascii="Calibri" w:hAnsi="Calibri"/>
+                <w:sz w:val="22"/>
+                <w:szCs w:val="22"/>
+              </w:rPr>
+            </w:pPr>
+            <w:r>
+              <w:rPr>
+                <w:rFonts w:ascii="Calibri" w:hAnsi="Calibri"/>
+                <w:sz w:val="22"/>
+                <w:szCs w:val="22"/>
+              </w:rPr>
+              <w:t>Bug fixes</w:t>
+            </w:r>
           </w:p>
         </w:tc>
       </w:tr>
@@ -1790,25 +1726,7 @@
                 <w:sz w:val="22"/>
                 <w:szCs w:val="22"/>
               </w:rPr>
-              <w:t>1. Update the following output files (as outlined in the mock output tables here: Z:\CEPAC - All Users\Transmission Model\Specifications\</w:t>
-            </w:r>
-            <w:proofErr w:type="spellStart"/>
-            <w:r>
-              <w:rPr>
-                <w:rFonts w:ascii="Calibri" w:hAnsi="Calibri"/>
-                <w:sz w:val="22"/>
-                <w:szCs w:val="22"/>
-              </w:rPr>
-              <w:t>NewOutputsLayOuts</w:t>
-            </w:r>
-            <w:proofErr w:type="spellEnd"/>
-            <w:r>
-              <w:rPr>
-                <w:rFonts w:ascii="Calibri" w:hAnsi="Calibri"/>
-                <w:sz w:val="22"/>
-                <w:szCs w:val="22"/>
-              </w:rPr>
-              <w:t>) so that they reflect stratification by risk group and gender (simultaneously):</w:t>
+              <w:t>1. Update the following output files (as outlined in the mock output tables here: Z:\CEPAC - All Users\Transmission Model\Specifications\NewOutputsLayOuts) so that they reflect stratification by risk group and gender (simultaneously):</w:t>
             </w:r>
           </w:p>
           <w:p>
@@ -2254,43 +2172,7 @@
                 <w:sz w:val="22"/>
                 <w:szCs w:val="22"/>
               </w:rPr>
-              <w:t xml:space="preserve">- CSW </w:t>
-            </w:r>
-            <w:proofErr w:type="spellStart"/>
-            <w:r>
-              <w:rPr>
-                <w:rFonts w:ascii="Calibri" w:hAnsi="Calibri"/>
-                <w:sz w:val="22"/>
-                <w:szCs w:val="22"/>
-              </w:rPr>
-              <w:t>HRmult</w:t>
-            </w:r>
-            <w:proofErr w:type="spellEnd"/>
-            <w:r>
-              <w:rPr>
-                <w:rFonts w:ascii="Calibri" w:hAnsi="Calibri"/>
-                <w:sz w:val="22"/>
-                <w:szCs w:val="22"/>
-              </w:rPr>
-              <w:t xml:space="preserve"> added (kept original </w:t>
-            </w:r>
-            <w:proofErr w:type="spellStart"/>
-            <w:r>
-              <w:rPr>
-                <w:rFonts w:ascii="Calibri" w:hAnsi="Calibri"/>
-                <w:sz w:val="22"/>
-                <w:szCs w:val="22"/>
-              </w:rPr>
-              <w:t>HRmult</w:t>
-            </w:r>
-            <w:proofErr w:type="spellEnd"/>
-            <w:r>
-              <w:rPr>
-                <w:rFonts w:ascii="Calibri" w:hAnsi="Calibri"/>
-                <w:sz w:val="22"/>
-                <w:szCs w:val="22"/>
-              </w:rPr>
-              <w:t xml:space="preserve"> for steady, regular, and casual partnerships)</w:t>
+              <w:t>- CSW HRmult added (kept original HRmult for steady, regular, and casual partnerships)</w:t>
             </w:r>
           </w:p>
           <w:p>
@@ -2659,25 +2541,7 @@
                 <w:sz w:val="22"/>
                 <w:szCs w:val="22"/>
               </w:rPr>
-              <w:t xml:space="preserve">-Remove coefficient of </w:t>
-            </w:r>
-            <w:proofErr w:type="spellStart"/>
-            <w:r>
-              <w:rPr>
-                <w:rFonts w:ascii="Calibri" w:hAnsi="Calibri" w:cs="Calibri"/>
-                <w:sz w:val="22"/>
-                <w:szCs w:val="22"/>
-              </w:rPr>
-              <w:t>var</w:t>
-            </w:r>
-            <w:proofErr w:type="spellEnd"/>
-            <w:r>
-              <w:rPr>
-                <w:rFonts w:ascii="Calibri" w:hAnsi="Calibri" w:cs="Calibri"/>
-                <w:sz w:val="22"/>
-                <w:szCs w:val="22"/>
-              </w:rPr>
-              <w:t xml:space="preserve"> for marbles and condom use.  Set std dev of condom use to .5* the mean.</w:t>
+              <w:t>-Remove coefficient of var for marbles and condom use.  Set std dev of condom use to .5* the mean.</w:t>
             </w:r>
           </w:p>
         </w:tc>

--- a/documentation/Log of Model Program Changes for the CDM.docx
+++ b/documentation/Log of Model Program Changes for the CDM.docx
@@ -262,6 +262,550 @@
                 <w:sz w:val="22"/>
                 <w:szCs w:val="22"/>
               </w:rPr>
+              <w:t>4.0.0</w:t>
+            </w:r>
+          </w:p>
+        </w:tc>
+        <w:tc>
+          <w:tcPr>
+            <w:tcW w:w="1080" w:type="dxa"/>
+          </w:tcPr>
+          <w:p>
+            <w:pPr>
+              <w:rPr>
+                <w:rFonts w:ascii="Calibri" w:hAnsi="Calibri"/>
+                <w:sz w:val="22"/>
+                <w:szCs w:val="22"/>
+              </w:rPr>
+            </w:pPr>
+            <w:r>
+              <w:rPr>
+                <w:rFonts w:ascii="Calibri" w:hAnsi="Calibri"/>
+                <w:sz w:val="22"/>
+                <w:szCs w:val="22"/>
+              </w:rPr>
+              <w:t>11/17/14</w:t>
+            </w:r>
+          </w:p>
+        </w:tc>
+        <w:tc>
+          <w:tcPr>
+            <w:tcW w:w="1350" w:type="dxa"/>
+          </w:tcPr>
+          <w:p>
+            <w:pPr>
+              <w:rPr>
+                <w:rFonts w:ascii="Calibri" w:hAnsi="Calibri"/>
+                <w:sz w:val="22"/>
+                <w:szCs w:val="22"/>
+              </w:rPr>
+            </w:pPr>
+          </w:p>
+        </w:tc>
+        <w:tc>
+          <w:tcPr>
+            <w:tcW w:w="1080" w:type="dxa"/>
+          </w:tcPr>
+          <w:p>
+            <w:pPr>
+              <w:rPr>
+                <w:rFonts w:ascii="Calibri" w:hAnsi="Calibri"/>
+                <w:sz w:val="22"/>
+                <w:szCs w:val="22"/>
+              </w:rPr>
+            </w:pPr>
+            <w:r>
+              <w:rPr>
+                <w:rFonts w:ascii="Calibri" w:hAnsi="Calibri"/>
+                <w:sz w:val="22"/>
+                <w:szCs w:val="22"/>
+              </w:rPr>
+              <w:t>4.4a</w:t>
+            </w:r>
+          </w:p>
+        </w:tc>
+        <w:tc>
+          <w:tcPr>
+            <w:tcW w:w="9720" w:type="dxa"/>
+          </w:tcPr>
+          <w:p>
+            <w:pPr>
+              <w:rPr>
+                <w:rFonts w:ascii="Calibri" w:hAnsi="Calibri"/>
+                <w:i/>
+                <w:sz w:val="22"/>
+                <w:szCs w:val="22"/>
+              </w:rPr>
+            </w:pPr>
+            <w:r>
+              <w:rPr>
+                <w:rFonts w:ascii="Calibri" w:hAnsi="Calibri"/>
+                <w:i/>
+                <w:sz w:val="22"/>
+                <w:szCs w:val="22"/>
+              </w:rPr>
+              <w:t>See “Release 4.0” for details.</w:t>
+            </w:r>
+          </w:p>
+        </w:tc>
+      </w:tr>
+      <w:tr>
+        <w:tc>
+          <w:tcPr>
+            <w:tcW w:w="918" w:type="dxa"/>
+          </w:tcPr>
+          <w:p>
+            <w:pPr>
+              <w:rPr>
+                <w:rFonts w:ascii="Calibri" w:hAnsi="Calibri"/>
+                <w:sz w:val="22"/>
+                <w:szCs w:val="22"/>
+              </w:rPr>
+            </w:pPr>
+            <w:r>
+              <w:rPr>
+                <w:rFonts w:ascii="Calibri" w:hAnsi="Calibri"/>
+                <w:sz w:val="22"/>
+                <w:szCs w:val="22"/>
+              </w:rPr>
+              <w:t>3.6.0</w:t>
+            </w:r>
+          </w:p>
+        </w:tc>
+        <w:tc>
+          <w:tcPr>
+            <w:tcW w:w="1080" w:type="dxa"/>
+          </w:tcPr>
+          <w:p>
+            <w:pPr>
+              <w:rPr>
+                <w:rFonts w:ascii="Calibri" w:hAnsi="Calibri"/>
+                <w:sz w:val="22"/>
+                <w:szCs w:val="22"/>
+              </w:rPr>
+            </w:pPr>
+            <w:r>
+              <w:rPr>
+                <w:rFonts w:ascii="Calibri" w:hAnsi="Calibri"/>
+                <w:sz w:val="22"/>
+                <w:szCs w:val="22"/>
+              </w:rPr>
+              <w:t>11/17/14</w:t>
+            </w:r>
+          </w:p>
+        </w:tc>
+        <w:tc>
+          <w:tcPr>
+            <w:tcW w:w="1350" w:type="dxa"/>
+          </w:tcPr>
+          <w:p>
+            <w:pPr>
+              <w:rPr>
+                <w:rFonts w:ascii="Calibri" w:hAnsi="Calibri"/>
+                <w:sz w:val="22"/>
+                <w:szCs w:val="22"/>
+              </w:rPr>
+            </w:pPr>
+          </w:p>
+        </w:tc>
+        <w:tc>
+          <w:tcPr>
+            <w:tcW w:w="1080" w:type="dxa"/>
+          </w:tcPr>
+          <w:p>
+            <w:pPr>
+              <w:rPr>
+                <w:rFonts w:ascii="Calibri" w:hAnsi="Calibri"/>
+                <w:sz w:val="22"/>
+                <w:szCs w:val="22"/>
+              </w:rPr>
+            </w:pPr>
+            <w:r>
+              <w:rPr>
+                <w:rFonts w:ascii="Calibri" w:hAnsi="Calibri"/>
+                <w:sz w:val="22"/>
+                <w:szCs w:val="22"/>
+              </w:rPr>
+              <w:t>4.4a</w:t>
+            </w:r>
+          </w:p>
+        </w:tc>
+        <w:tc>
+          <w:tcPr>
+            <w:tcW w:w="9720" w:type="dxa"/>
+          </w:tcPr>
+          <w:p>
+            <w:pPr>
+              <w:rPr>
+                <w:rFonts w:ascii="Calibri" w:hAnsi="Calibri"/>
+                <w:i/>
+                <w:sz w:val="22"/>
+                <w:szCs w:val="22"/>
+              </w:rPr>
+            </w:pPr>
+            <w:r>
+              <w:rPr>
+                <w:rFonts w:ascii="Calibri" w:hAnsi="Calibri"/>
+                <w:i/>
+                <w:sz w:val="22"/>
+                <w:szCs w:val="22"/>
+              </w:rPr>
+              <w:t>See “</w:t>
+            </w:r>
+            <w:r>
+              <w:rPr>
+                <w:rFonts w:ascii="Calibri" w:hAnsi="Calibri"/>
+                <w:i/>
+                <w:sz w:val="22"/>
+                <w:szCs w:val="22"/>
+              </w:rPr>
+              <w:t>Release 3.6</w:t>
+            </w:r>
+            <w:r>
+              <w:rPr>
+                <w:rFonts w:ascii="Calibri" w:hAnsi="Calibri"/>
+                <w:i/>
+                <w:sz w:val="22"/>
+                <w:szCs w:val="22"/>
+              </w:rPr>
+              <w:t>” for details.</w:t>
+            </w:r>
+          </w:p>
+        </w:tc>
+      </w:tr>
+      <w:tr>
+        <w:tc>
+          <w:tcPr>
+            <w:tcW w:w="918" w:type="dxa"/>
+          </w:tcPr>
+          <w:p>
+            <w:pPr>
+              <w:rPr>
+                <w:rFonts w:ascii="Calibri" w:hAnsi="Calibri"/>
+                <w:sz w:val="22"/>
+                <w:szCs w:val="22"/>
+              </w:rPr>
+            </w:pPr>
+            <w:r>
+              <w:rPr>
+                <w:rFonts w:ascii="Calibri" w:hAnsi="Calibri"/>
+                <w:sz w:val="22"/>
+                <w:szCs w:val="22"/>
+              </w:rPr>
+              <w:t>3.5.10</w:t>
+            </w:r>
+          </w:p>
+        </w:tc>
+        <w:tc>
+          <w:tcPr>
+            <w:tcW w:w="1080" w:type="dxa"/>
+          </w:tcPr>
+          <w:p>
+            <w:pPr>
+              <w:rPr>
+                <w:rFonts w:ascii="Calibri" w:hAnsi="Calibri"/>
+                <w:sz w:val="22"/>
+                <w:szCs w:val="22"/>
+              </w:rPr>
+            </w:pPr>
+            <w:r>
+              <w:rPr>
+                <w:rFonts w:ascii="Calibri" w:hAnsi="Calibri"/>
+                <w:sz w:val="22"/>
+                <w:szCs w:val="22"/>
+              </w:rPr>
+              <w:t>11/14/14</w:t>
+            </w:r>
+          </w:p>
+        </w:tc>
+        <w:tc>
+          <w:tcPr>
+            <w:tcW w:w="1350" w:type="dxa"/>
+          </w:tcPr>
+          <w:p>
+            <w:pPr>
+              <w:rPr>
+                <w:rFonts w:ascii="Calibri" w:hAnsi="Calibri"/>
+                <w:sz w:val="22"/>
+                <w:szCs w:val="22"/>
+              </w:rPr>
+            </w:pPr>
+          </w:p>
+        </w:tc>
+        <w:tc>
+          <w:tcPr>
+            <w:tcW w:w="1080" w:type="dxa"/>
+          </w:tcPr>
+          <w:p>
+            <w:pPr>
+              <w:rPr>
+                <w:rFonts w:ascii="Calibri" w:hAnsi="Calibri"/>
+                <w:sz w:val="22"/>
+                <w:szCs w:val="22"/>
+              </w:rPr>
+            </w:pPr>
+            <w:r>
+              <w:rPr>
+                <w:rFonts w:ascii="Calibri" w:hAnsi="Calibri"/>
+                <w:sz w:val="22"/>
+                <w:szCs w:val="22"/>
+              </w:rPr>
+              <w:t>4.4a</w:t>
+            </w:r>
+          </w:p>
+        </w:tc>
+        <w:tc>
+          <w:tcPr>
+            <w:tcW w:w="9720" w:type="dxa"/>
+          </w:tcPr>
+          <w:p>
+            <w:pPr>
+              <w:rPr>
+                <w:rFonts w:ascii="Calibri" w:hAnsi="Calibri"/>
+                <w:sz w:val="22"/>
+                <w:szCs w:val="22"/>
+              </w:rPr>
+            </w:pPr>
+            <w:r>
+              <w:rPr>
+                <w:rFonts w:ascii="Calibri" w:hAnsi="Calibri"/>
+                <w:sz w:val="22"/>
+                <w:szCs w:val="22"/>
+              </w:rPr>
+              <w:t>Add costs/LMs to InterventionOutcomes</w:t>
+            </w:r>
+          </w:p>
+        </w:tc>
+      </w:tr>
+      <w:tr>
+        <w:tc>
+          <w:tcPr>
+            <w:tcW w:w="918" w:type="dxa"/>
+          </w:tcPr>
+          <w:p>
+            <w:pPr>
+              <w:rPr>
+                <w:rFonts w:ascii="Calibri" w:hAnsi="Calibri"/>
+                <w:sz w:val="22"/>
+                <w:szCs w:val="22"/>
+              </w:rPr>
+            </w:pPr>
+            <w:r>
+              <w:rPr>
+                <w:rFonts w:ascii="Calibri" w:hAnsi="Calibri"/>
+                <w:sz w:val="22"/>
+                <w:szCs w:val="22"/>
+              </w:rPr>
+              <w:t>3.5.8</w:t>
+            </w:r>
+          </w:p>
+        </w:tc>
+        <w:tc>
+          <w:tcPr>
+            <w:tcW w:w="1080" w:type="dxa"/>
+          </w:tcPr>
+          <w:p>
+            <w:pPr>
+              <w:rPr>
+                <w:rFonts w:ascii="Calibri" w:hAnsi="Calibri"/>
+                <w:sz w:val="22"/>
+                <w:szCs w:val="22"/>
+              </w:rPr>
+            </w:pPr>
+            <w:r>
+              <w:rPr>
+                <w:rFonts w:ascii="Calibri" w:hAnsi="Calibri"/>
+                <w:sz w:val="22"/>
+                <w:szCs w:val="22"/>
+              </w:rPr>
+              <w:t>10/27/14</w:t>
+            </w:r>
+          </w:p>
+        </w:tc>
+        <w:tc>
+          <w:tcPr>
+            <w:tcW w:w="1350" w:type="dxa"/>
+          </w:tcPr>
+          <w:p>
+            <w:pPr>
+              <w:rPr>
+                <w:rFonts w:ascii="Calibri" w:hAnsi="Calibri"/>
+                <w:sz w:val="22"/>
+                <w:szCs w:val="22"/>
+              </w:rPr>
+            </w:pPr>
+          </w:p>
+        </w:tc>
+        <w:tc>
+          <w:tcPr>
+            <w:tcW w:w="1080" w:type="dxa"/>
+          </w:tcPr>
+          <w:p>
+            <w:pPr>
+              <w:rPr>
+                <w:rFonts w:ascii="Calibri" w:hAnsi="Calibri"/>
+                <w:sz w:val="22"/>
+                <w:szCs w:val="22"/>
+              </w:rPr>
+            </w:pPr>
+            <w:r>
+              <w:rPr>
+                <w:rFonts w:ascii="Calibri" w:hAnsi="Calibri"/>
+                <w:sz w:val="22"/>
+                <w:szCs w:val="22"/>
+              </w:rPr>
+              <w:t>4.4a</w:t>
+            </w:r>
+          </w:p>
+        </w:tc>
+        <w:tc>
+          <w:tcPr>
+            <w:tcW w:w="9720" w:type="dxa"/>
+          </w:tcPr>
+          <w:p>
+            <w:pPr>
+              <w:rPr>
+                <w:rFonts w:ascii="Calibri" w:hAnsi="Calibri"/>
+                <w:sz w:val="22"/>
+                <w:szCs w:val="22"/>
+              </w:rPr>
+            </w:pPr>
+            <w:r>
+              <w:rPr>
+                <w:rFonts w:ascii="Calibri" w:hAnsi="Calibri"/>
+                <w:sz w:val="22"/>
+                <w:szCs w:val="22"/>
+              </w:rPr>
+              <w:t>Add “positive” as an HIV status target group eligibility criterion.</w:t>
+            </w:r>
+            <w:bookmarkStart w:id="0" w:name="_GoBack"/>
+            <w:bookmarkEnd w:id="0"/>
+          </w:p>
+        </w:tc>
+      </w:tr>
+      <w:tr>
+        <w:tc>
+          <w:tcPr>
+            <w:tcW w:w="918" w:type="dxa"/>
+          </w:tcPr>
+          <w:p>
+            <w:pPr>
+              <w:rPr>
+                <w:rFonts w:ascii="Calibri" w:hAnsi="Calibri"/>
+                <w:sz w:val="22"/>
+                <w:szCs w:val="22"/>
+              </w:rPr>
+            </w:pPr>
+            <w:r>
+              <w:rPr>
+                <w:rFonts w:ascii="Calibri" w:hAnsi="Calibri"/>
+                <w:sz w:val="22"/>
+                <w:szCs w:val="22"/>
+              </w:rPr>
+              <w:t>3.5.7</w:t>
+            </w:r>
+          </w:p>
+        </w:tc>
+        <w:tc>
+          <w:tcPr>
+            <w:tcW w:w="1080" w:type="dxa"/>
+          </w:tcPr>
+          <w:p>
+            <w:pPr>
+              <w:rPr>
+                <w:rFonts w:ascii="Calibri" w:hAnsi="Calibri"/>
+                <w:sz w:val="22"/>
+                <w:szCs w:val="22"/>
+              </w:rPr>
+            </w:pPr>
+            <w:r>
+              <w:rPr>
+                <w:rFonts w:ascii="Calibri" w:hAnsi="Calibri"/>
+                <w:sz w:val="22"/>
+                <w:szCs w:val="22"/>
+              </w:rPr>
+              <w:t>9/23/14</w:t>
+            </w:r>
+          </w:p>
+        </w:tc>
+        <w:tc>
+          <w:tcPr>
+            <w:tcW w:w="1350" w:type="dxa"/>
+          </w:tcPr>
+          <w:p>
+            <w:pPr>
+              <w:rPr>
+                <w:rFonts w:ascii="Calibri" w:hAnsi="Calibri"/>
+                <w:sz w:val="22"/>
+                <w:szCs w:val="22"/>
+              </w:rPr>
+            </w:pPr>
+          </w:p>
+        </w:tc>
+        <w:tc>
+          <w:tcPr>
+            <w:tcW w:w="1080" w:type="dxa"/>
+          </w:tcPr>
+          <w:p>
+            <w:pPr>
+              <w:rPr>
+                <w:rFonts w:ascii="Calibri" w:hAnsi="Calibri"/>
+                <w:sz w:val="22"/>
+                <w:szCs w:val="22"/>
+              </w:rPr>
+            </w:pPr>
+            <w:r>
+              <w:rPr>
+                <w:rFonts w:ascii="Calibri" w:hAnsi="Calibri"/>
+                <w:sz w:val="22"/>
+                <w:szCs w:val="22"/>
+              </w:rPr>
+              <w:t>4.4a</w:t>
+            </w:r>
+          </w:p>
+        </w:tc>
+        <w:tc>
+          <w:tcPr>
+            <w:tcW w:w="9720" w:type="dxa"/>
+          </w:tcPr>
+          <w:p>
+            <w:pPr>
+              <w:rPr>
+                <w:rFonts w:ascii="Calibri" w:hAnsi="Calibri"/>
+                <w:sz w:val="22"/>
+                <w:szCs w:val="22"/>
+              </w:rPr>
+            </w:pPr>
+            <w:r>
+              <w:rPr>
+                <w:rFonts w:ascii="Calibri" w:hAnsi="Calibri"/>
+                <w:sz w:val="22"/>
+                <w:szCs w:val="22"/>
+              </w:rPr>
+              <w:t>New partition assignment algorithm.</w:t>
+            </w:r>
+          </w:p>
+        </w:tc>
+      </w:tr>
+      <w:tr>
+        <w:tc>
+          <w:tcPr>
+            <w:tcW w:w="918" w:type="dxa"/>
+          </w:tcPr>
+          <w:p>
+            <w:pPr>
+              <w:rPr>
+                <w:rFonts w:ascii="Calibri" w:hAnsi="Calibri"/>
+                <w:sz w:val="22"/>
+                <w:szCs w:val="22"/>
+              </w:rPr>
+            </w:pPr>
+            <w:r>
+              <w:rPr>
+                <w:rFonts w:ascii="Calibri" w:hAnsi="Calibri"/>
+                <w:sz w:val="22"/>
+                <w:szCs w:val="22"/>
+              </w:rPr>
               <w:t>3.5.0</w:t>
             </w:r>
           </w:p>
@@ -549,8 +1093,6 @@
               </w:rPr>
               <w:t>Bug fixes</w:t>
             </w:r>
-            <w:bookmarkStart w:id="0" w:name="_GoBack"/>
-            <w:bookmarkEnd w:id="0"/>
           </w:p>
         </w:tc>
       </w:tr>
@@ -795,6 +1337,7 @@
                 <w:sz w:val="22"/>
                 <w:szCs w:val="22"/>
               </w:rPr>
+              <w:lastRenderedPageBreak/>
               <w:t>Added functionality to allow parameters to optionally be targeted to a specific sub-population.</w:t>
             </w:r>
           </w:p>
@@ -858,7 +1401,6 @@
                 <w:sz w:val="22"/>
                 <w:szCs w:val="22"/>
               </w:rPr>
-              <w:lastRenderedPageBreak/>
               <w:t>GUI and console versions now work on all used platforms.</w:t>
             </w:r>
           </w:p>
@@ -1810,6 +2352,7 @@
                 <w:sz w:val="22"/>
                 <w:szCs w:val="22"/>
               </w:rPr>
+              <w:lastRenderedPageBreak/>
               <w:t>Population</w:t>
             </w:r>
           </w:p>
@@ -1861,16 +2404,7 @@
                 <w:sz w:val="22"/>
                 <w:szCs w:val="22"/>
               </w:rPr>
-              <w:t xml:space="preserve">4. Allow men to search for another partner if they choose the same woman in the same month (refer to </w:t>
-            </w:r>
-            <w:r>
-              <w:rPr>
-                <w:rFonts w:ascii="Calibri" w:hAnsi="Calibri"/>
-                <w:sz w:val="22"/>
-                <w:szCs w:val="22"/>
-              </w:rPr>
-              <w:lastRenderedPageBreak/>
-              <w:t>specs).</w:t>
+              <w:t>4. Allow men to search for another partner if they choose the same woman in the same month (refer to specs).</w:t>
             </w:r>
           </w:p>
         </w:tc>
@@ -2565,6 +3099,7 @@
                 <w:sz w:val="22"/>
                 <w:szCs w:val="22"/>
               </w:rPr>
+              <w:lastRenderedPageBreak/>
               <w:t>3.32f</w:t>
             </w:r>
           </w:p>
@@ -2724,16 +3259,7 @@
                 <w:sz w:val="22"/>
                 <w:szCs w:val="22"/>
               </w:rPr>
-              <w:t xml:space="preserve">Events file: Columns J to O now specified for SA population; Columns P and Q specified for </w:t>
-            </w:r>
-            <w:r>
-              <w:rPr>
-                <w:rFonts w:ascii="Calibri" w:hAnsi="Calibri" w:cs="Calibri"/>
-                <w:sz w:val="22"/>
-                <w:szCs w:val="22"/>
-              </w:rPr>
-              <w:lastRenderedPageBreak/>
-              <w:t>non-SA population</w:t>
+              <w:t>Events file: Columns J to O now specified for SA population; Columns P and Q specified for non-SA population</w:t>
             </w:r>
           </w:p>
           <w:p>
@@ -3037,7 +3563,6 @@
                 <w:sz w:val="22"/>
                 <w:szCs w:val="22"/>
               </w:rPr>
-              <w:lastRenderedPageBreak/>
               <w:t>3.32e</w:t>
             </w:r>
           </w:p>
@@ -3291,7 +3816,16 @@
                 <w:sz w:val="22"/>
                 <w:szCs w:val="22"/>
               </w:rPr>
-              <w:t xml:space="preserve">- All variables stratified by risk are now being updated (this is required as individuals’ risk status can now change over time, thus all risk stratified variables need an update right after an individual changes his/her risk status) </w:t>
+              <w:t xml:space="preserve">- All variables stratified by risk are now being updated (this is required as individuals’ risk status can now </w:t>
+            </w:r>
+            <w:r>
+              <w:rPr>
+                <w:rFonts w:ascii="Calibri" w:hAnsi="Calibri"/>
+                <w:sz w:val="22"/>
+                <w:szCs w:val="22"/>
+              </w:rPr>
+              <w:lastRenderedPageBreak/>
+              <w:t xml:space="preserve">change over time, thus all risk stratified variables need an update right after an individual changes his/her risk status) </w:t>
             </w:r>
           </w:p>
           <w:p>
@@ -3333,16 +3867,7 @@
                 <w:sz w:val="22"/>
                 <w:szCs w:val="22"/>
               </w:rPr>
-              <w:t xml:space="preserve">- the LE file in the previous version was </w:t>
-            </w:r>
-            <w:r>
-              <w:rPr>
-                <w:rFonts w:ascii="Calibri" w:hAnsi="Calibri"/>
-                <w:sz w:val="22"/>
-                <w:szCs w:val="22"/>
-              </w:rPr>
-              <w:lastRenderedPageBreak/>
-              <w:t xml:space="preserve">empty and is now populated </w:t>
+              <w:t xml:space="preserve">- the LE file in the previous version was empty and is now populated </w:t>
             </w:r>
           </w:p>
           <w:p>
@@ -4041,6 +4566,7 @@
                 <w:sz w:val="22"/>
                 <w:szCs w:val="22"/>
               </w:rPr>
+              <w:lastRenderedPageBreak/>
               <w:t>- Age distribution can be specified by gender</w:t>
             </w:r>
           </w:p>
@@ -5068,6 +5594,92 @@
     </w:lvl>
   </w:abstractNum>
   <w:abstractNum w:abstractNumId="3">
+    <w:nsid w:val="077C5812"/>
+    <w:multiLevelType w:val="hybridMultilevel"/>
+    <w:tmpl w:val="BE58C23C"/>
+    <w:lvl w:ilvl="0" w:tplc="0809000F">
+      <w:start w:val="1"/>
+      <w:numFmt w:val="decimal"/>
+      <w:lvlText w:val="%1."/>
+      <w:lvlJc w:val="left"/>
+      <w:pPr>
+        <w:ind w:left="720" w:hanging="360"/>
+      </w:pPr>
+    </w:lvl>
+    <w:lvl w:ilvl="1" w:tplc="08090019" w:tentative="1">
+      <w:start w:val="1"/>
+      <w:numFmt w:val="lowerLetter"/>
+      <w:lvlText w:val="%2."/>
+      <w:lvlJc w:val="left"/>
+      <w:pPr>
+        <w:ind w:left="1440" w:hanging="360"/>
+      </w:pPr>
+    </w:lvl>
+    <w:lvl w:ilvl="2" w:tplc="0809001B" w:tentative="1">
+      <w:start w:val="1"/>
+      <w:numFmt w:val="lowerRoman"/>
+      <w:lvlText w:val="%3."/>
+      <w:lvlJc w:val="right"/>
+      <w:pPr>
+        <w:ind w:left="2160" w:hanging="180"/>
+      </w:pPr>
+    </w:lvl>
+    <w:lvl w:ilvl="3" w:tplc="0809000F" w:tentative="1">
+      <w:start w:val="1"/>
+      <w:numFmt w:val="decimal"/>
+      <w:lvlText w:val="%4."/>
+      <w:lvlJc w:val="left"/>
+      <w:pPr>
+        <w:ind w:left="2880" w:hanging="360"/>
+      </w:pPr>
+    </w:lvl>
+    <w:lvl w:ilvl="4" w:tplc="08090019" w:tentative="1">
+      <w:start w:val="1"/>
+      <w:numFmt w:val="lowerLetter"/>
+      <w:lvlText w:val="%5."/>
+      <w:lvlJc w:val="left"/>
+      <w:pPr>
+        <w:ind w:left="3600" w:hanging="360"/>
+      </w:pPr>
+    </w:lvl>
+    <w:lvl w:ilvl="5" w:tplc="0809001B" w:tentative="1">
+      <w:start w:val="1"/>
+      <w:numFmt w:val="lowerRoman"/>
+      <w:lvlText w:val="%6."/>
+      <w:lvlJc w:val="right"/>
+      <w:pPr>
+        <w:ind w:left="4320" w:hanging="180"/>
+      </w:pPr>
+    </w:lvl>
+    <w:lvl w:ilvl="6" w:tplc="0809000F" w:tentative="1">
+      <w:start w:val="1"/>
+      <w:numFmt w:val="decimal"/>
+      <w:lvlText w:val="%7."/>
+      <w:lvlJc w:val="left"/>
+      <w:pPr>
+        <w:ind w:left="5040" w:hanging="360"/>
+      </w:pPr>
+    </w:lvl>
+    <w:lvl w:ilvl="7" w:tplc="08090019" w:tentative="1">
+      <w:start w:val="1"/>
+      <w:numFmt w:val="lowerLetter"/>
+      <w:lvlText w:val="%8."/>
+      <w:lvlJc w:val="left"/>
+      <w:pPr>
+        <w:ind w:left="5760" w:hanging="360"/>
+      </w:pPr>
+    </w:lvl>
+    <w:lvl w:ilvl="8" w:tplc="0809001B" w:tentative="1">
+      <w:start w:val="1"/>
+      <w:numFmt w:val="lowerRoman"/>
+      <w:lvlText w:val="%9."/>
+      <w:lvlJc w:val="right"/>
+      <w:pPr>
+        <w:ind w:left="6480" w:hanging="180"/>
+      </w:pPr>
+    </w:lvl>
+  </w:abstractNum>
+  <w:abstractNum w:abstractNumId="4">
     <w:nsid w:val="0FC237E5"/>
     <w:multiLevelType w:val="hybridMultilevel"/>
     <w:tmpl w:val="15E2BD14"/>
@@ -5180,7 +5792,7 @@
       </w:rPr>
     </w:lvl>
   </w:abstractNum>
-  <w:abstractNum w:abstractNumId="4">
+  <w:abstractNum w:abstractNumId="5">
     <w:nsid w:val="10815BBA"/>
     <w:multiLevelType w:val="hybridMultilevel"/>
     <w:tmpl w:val="531CBC7C"/>
@@ -5320,7 +5932,7 @@
       </w:rPr>
     </w:lvl>
   </w:abstractNum>
-  <w:abstractNum w:abstractNumId="5">
+  <w:abstractNum w:abstractNumId="6">
     <w:nsid w:val="12CF3713"/>
     <w:multiLevelType w:val="hybridMultilevel"/>
     <w:tmpl w:val="C79411BE"/>
@@ -5460,7 +6072,7 @@
       </w:rPr>
     </w:lvl>
   </w:abstractNum>
-  <w:abstractNum w:abstractNumId="6">
+  <w:abstractNum w:abstractNumId="7">
     <w:nsid w:val="139862F3"/>
     <w:multiLevelType w:val="hybridMultilevel"/>
     <w:tmpl w:val="BAB8CE4C"/>
@@ -5572,7 +6184,7 @@
       </w:rPr>
     </w:lvl>
   </w:abstractNum>
-  <w:abstractNum w:abstractNumId="7">
+  <w:abstractNum w:abstractNumId="8">
     <w:nsid w:val="158C42BD"/>
     <w:multiLevelType w:val="hybridMultilevel"/>
     <w:tmpl w:val="374CD56E"/>
@@ -5712,7 +6324,7 @@
       </w:rPr>
     </w:lvl>
   </w:abstractNum>
-  <w:abstractNum w:abstractNumId="8">
+  <w:abstractNum w:abstractNumId="9">
     <w:nsid w:val="15AD4F75"/>
     <w:multiLevelType w:val="hybridMultilevel"/>
     <w:tmpl w:val="BB8C77FC"/>
@@ -5825,7 +6437,7 @@
       </w:rPr>
     </w:lvl>
   </w:abstractNum>
-  <w:abstractNum w:abstractNumId="9">
+  <w:abstractNum w:abstractNumId="10">
     <w:nsid w:val="19503877"/>
     <w:multiLevelType w:val="hybridMultilevel"/>
     <w:tmpl w:val="F0F6CD36"/>
@@ -5937,7 +6549,7 @@
       </w:rPr>
     </w:lvl>
   </w:abstractNum>
-  <w:abstractNum w:abstractNumId="10">
+  <w:abstractNum w:abstractNumId="11">
     <w:nsid w:val="27191A09"/>
     <w:multiLevelType w:val="hybridMultilevel"/>
     <w:tmpl w:val="00C617DC"/>
@@ -6023,7 +6635,7 @@
       </w:pPr>
     </w:lvl>
   </w:abstractNum>
-  <w:abstractNum w:abstractNumId="11">
+  <w:abstractNum w:abstractNumId="12">
     <w:nsid w:val="2AB34D8F"/>
     <w:multiLevelType w:val="hybridMultilevel"/>
     <w:tmpl w:val="48428E12"/>
@@ -6163,7 +6775,7 @@
       </w:rPr>
     </w:lvl>
   </w:abstractNum>
-  <w:abstractNum w:abstractNumId="12">
+  <w:abstractNum w:abstractNumId="13">
     <w:nsid w:val="3DFC1DB1"/>
     <w:multiLevelType w:val="hybridMultilevel"/>
     <w:tmpl w:val="4B5A54C2"/>
@@ -6279,7 +6891,7 @@
       </w:pPr>
     </w:lvl>
   </w:abstractNum>
-  <w:abstractNum w:abstractNumId="13">
+  <w:abstractNum w:abstractNumId="14">
     <w:nsid w:val="47456BEA"/>
     <w:multiLevelType w:val="hybridMultilevel"/>
     <w:tmpl w:val="6FF239D0"/>
@@ -6392,7 +7004,7 @@
       </w:rPr>
     </w:lvl>
   </w:abstractNum>
-  <w:abstractNum w:abstractNumId="14">
+  <w:abstractNum w:abstractNumId="15">
     <w:nsid w:val="495332D1"/>
     <w:multiLevelType w:val="hybridMultilevel"/>
     <w:tmpl w:val="FF5E5D12"/>
@@ -6505,7 +7117,7 @@
       </w:rPr>
     </w:lvl>
   </w:abstractNum>
-  <w:abstractNum w:abstractNumId="15">
+  <w:abstractNum w:abstractNumId="16">
     <w:nsid w:val="523B63F0"/>
     <w:multiLevelType w:val="hybridMultilevel"/>
     <w:tmpl w:val="8226857A"/>
@@ -6591,7 +7203,7 @@
       </w:pPr>
     </w:lvl>
   </w:abstractNum>
-  <w:abstractNum w:abstractNumId="16">
+  <w:abstractNum w:abstractNumId="17">
     <w:nsid w:val="54702006"/>
     <w:multiLevelType w:val="hybridMultilevel"/>
     <w:tmpl w:val="E0FCDE78"/>
@@ -6703,7 +7315,7 @@
       </w:rPr>
     </w:lvl>
   </w:abstractNum>
-  <w:abstractNum w:abstractNumId="17">
+  <w:abstractNum w:abstractNumId="18">
     <w:nsid w:val="54977639"/>
     <w:multiLevelType w:val="hybridMultilevel"/>
     <w:tmpl w:val="7EC6F212"/>
@@ -6843,7 +7455,7 @@
       </w:rPr>
     </w:lvl>
   </w:abstractNum>
-  <w:abstractNum w:abstractNumId="18">
+  <w:abstractNum w:abstractNumId="19">
     <w:nsid w:val="627143A5"/>
     <w:multiLevelType w:val="hybridMultilevel"/>
     <w:tmpl w:val="D6540AE8"/>
@@ -6932,7 +7544,7 @@
       </w:pPr>
     </w:lvl>
   </w:abstractNum>
-  <w:abstractNum w:abstractNumId="19">
+  <w:abstractNum w:abstractNumId="20">
     <w:nsid w:val="6A4D51D8"/>
     <w:multiLevelType w:val="hybridMultilevel"/>
     <w:tmpl w:val="18F4B218"/>
@@ -7045,7 +7657,7 @@
       </w:rPr>
     </w:lvl>
   </w:abstractNum>
-  <w:abstractNum w:abstractNumId="20">
+  <w:abstractNum w:abstractNumId="21">
     <w:nsid w:val="6C152EA6"/>
     <w:multiLevelType w:val="hybridMultilevel"/>
     <w:tmpl w:val="9E440946"/>
@@ -7184,7 +7796,7 @@
       </w:rPr>
     </w:lvl>
   </w:abstractNum>
-  <w:abstractNum w:abstractNumId="21">
+  <w:abstractNum w:abstractNumId="22">
     <w:nsid w:val="70B22AFA"/>
     <w:multiLevelType w:val="hybridMultilevel"/>
     <w:tmpl w:val="D4D68DFC"/>
@@ -7324,7 +7936,7 @@
       </w:rPr>
     </w:lvl>
   </w:abstractNum>
-  <w:abstractNum w:abstractNumId="22">
+  <w:abstractNum w:abstractNumId="23">
     <w:nsid w:val="78DF520A"/>
     <w:multiLevelType w:val="hybridMultilevel"/>
     <w:tmpl w:val="3CB09F68"/>
@@ -7410,7 +8022,7 @@
       </w:pPr>
     </w:lvl>
   </w:abstractNum>
-  <w:abstractNum w:abstractNumId="23">
+  <w:abstractNum w:abstractNumId="24">
     <w:nsid w:val="79224EF6"/>
     <w:multiLevelType w:val="hybridMultilevel"/>
     <w:tmpl w:val="11A06B80"/>
@@ -7551,76 +8163,79 @@
     </w:lvl>
   </w:abstractNum>
   <w:num w:numId="1">
+    <w:abstractNumId w:val="13"/>
+  </w:num>
+  <w:num w:numId="2">
+    <w:abstractNumId w:val="18"/>
+  </w:num>
+  <w:num w:numId="3">
     <w:abstractNumId w:val="12"/>
   </w:num>
-  <w:num w:numId="2">
+  <w:num w:numId="4">
+    <w:abstractNumId w:val="24"/>
+  </w:num>
+  <w:num w:numId="5">
+    <w:abstractNumId w:val="5"/>
+  </w:num>
+  <w:num w:numId="6">
+    <w:abstractNumId w:val="9"/>
+  </w:num>
+  <w:num w:numId="7">
+    <w:abstractNumId w:val="15"/>
+  </w:num>
+  <w:num w:numId="8">
+    <w:abstractNumId w:val="8"/>
+  </w:num>
+  <w:num w:numId="9">
+    <w:abstractNumId w:val="21"/>
+  </w:num>
+  <w:num w:numId="10">
     <w:abstractNumId w:val="17"/>
   </w:num>
-  <w:num w:numId="3">
-    <w:abstractNumId w:val="11"/>
+  <w:num w:numId="11">
+    <w:abstractNumId w:val="10"/>
   </w:num>
-  <w:num w:numId="4">
-    <w:abstractNumId w:val="23"/>
-  </w:num>
-  <w:num w:numId="5">
-    <w:abstractNumId w:val="4"/>
-  </w:num>
-  <w:num w:numId="6">
-    <w:abstractNumId w:val="8"/>
-  </w:num>
-  <w:num w:numId="7">
-    <w:abstractNumId w:val="14"/>
-  </w:num>
-  <w:num w:numId="8">
+  <w:num w:numId="12">
     <w:abstractNumId w:val="7"/>
   </w:num>
-  <w:num w:numId="9">
+  <w:num w:numId="13">
     <w:abstractNumId w:val="20"/>
-  </w:num>
-  <w:num w:numId="10">
-    <w:abstractNumId w:val="16"/>
-  </w:num>
-  <w:num w:numId="11">
-    <w:abstractNumId w:val="9"/>
-  </w:num>
-  <w:num w:numId="12">
-    <w:abstractNumId w:val="6"/>
-  </w:num>
-  <w:num w:numId="13">
-    <w:abstractNumId w:val="19"/>
   </w:num>
   <w:num w:numId="14">
     <w:abstractNumId w:val="2"/>
   </w:num>
   <w:num w:numId="15">
-    <w:abstractNumId w:val="5"/>
+    <w:abstractNumId w:val="6"/>
   </w:num>
   <w:num w:numId="16">
-    <w:abstractNumId w:val="21"/>
+    <w:abstractNumId w:val="22"/>
   </w:num>
   <w:num w:numId="17">
     <w:abstractNumId w:val="0"/>
   </w:num>
   <w:num w:numId="18">
-    <w:abstractNumId w:val="18"/>
+    <w:abstractNumId w:val="19"/>
   </w:num>
   <w:num w:numId="19">
-    <w:abstractNumId w:val="15"/>
+    <w:abstractNumId w:val="16"/>
   </w:num>
   <w:num w:numId="20">
     <w:abstractNumId w:val="1"/>
   </w:num>
   <w:num w:numId="21">
-    <w:abstractNumId w:val="3"/>
+    <w:abstractNumId w:val="4"/>
   </w:num>
   <w:num w:numId="22">
-    <w:abstractNumId w:val="13"/>
+    <w:abstractNumId w:val="14"/>
   </w:num>
   <w:num w:numId="23">
-    <w:abstractNumId w:val="10"/>
+    <w:abstractNumId w:val="11"/>
   </w:num>
   <w:num w:numId="24">
-    <w:abstractNumId w:val="22"/>
+    <w:abstractNumId w:val="23"/>
+  </w:num>
+  <w:num w:numId="25">
+    <w:abstractNumId w:val="3"/>
   </w:num>
 </w:numbering>
 </file>
@@ -7631,7 +8246,7 @@
     <w:rPrDefault>
       <w:rPr>
         <w:rFonts w:ascii="Times New Roman" w:eastAsia="MS Mincho" w:hAnsi="Times New Roman" w:cs="Times New Roman"/>
-        <w:lang w:val="en-US" w:eastAsia="en-US" w:bidi="ar-SA"/>
+        <w:lang w:val="en-GB" w:eastAsia="en-GB" w:bidi="ar-SA"/>
       </w:rPr>
     </w:rPrDefault>
     <w:pPrDefault/>
@@ -7770,7 +8385,7 @@
     <w:rPr>
       <w:sz w:val="24"/>
       <w:szCs w:val="24"/>
-      <w:lang w:eastAsia="ja-JP"/>
+      <w:lang w:val="en-US" w:eastAsia="ja-JP"/>
     </w:rPr>
   </w:style>
   <w:style w:type="character" w:default="1" w:styleId="DefaultParagraphFont">
@@ -7805,7 +8420,6 @@
     <w:basedOn w:val="TableNormal"/>
     <w:rsid w:val="001E71F7"/>
     <w:tblPr>
-      <w:tblInd w:w="0" w:type="dxa"/>
       <w:tblBorders>
         <w:top w:val="single" w:sz="4" w:space="0" w:color="auto"/>
         <w:left w:val="single" w:sz="4" w:space="0" w:color="auto"/>
@@ -7814,12 +8428,6 @@
         <w:insideH w:val="single" w:sz="4" w:space="0" w:color="auto"/>
         <w:insideV w:val="single" w:sz="4" w:space="0" w:color="auto"/>
       </w:tblBorders>
-      <w:tblCellMar>
-        <w:top w:w="0" w:type="dxa"/>
-        <w:left w:w="108" w:type="dxa"/>
-        <w:bottom w:w="0" w:type="dxa"/>
-        <w:right w:w="108" w:type="dxa"/>
-      </w:tblCellMar>
     </w:tblPr>
   </w:style>
   <w:style w:type="paragraph" w:styleId="ListParagraph">
